--- a/KrishVerma.docx
+++ b/KrishVerma.docx
@@ -1,6 +1,6 @@
 
 <file path=word/document.xml><?xml version="1.0" encoding="utf-8"?>
-<w:document xmlns:wpc="http://schemas.microsoft.com/office/word/2010/wordprocessingCanvas" xmlns:cx="http://schemas.microsoft.com/office/drawing/2014/chartex" xmlns:cx1="http://schemas.microsoft.com/office/drawing/2015/9/8/chartex" xmlns:cx2="http://schemas.microsoft.com/office/drawing/2015/10/21/chartex" xmlns:cx3="http://schemas.microsoft.com/office/drawing/2016/5/9/chartex" xmlns:cx4="http://schemas.microsoft.com/office/drawing/2016/5/10/chartex" xmlns:cx5="http://schemas.microsoft.com/office/drawing/2016/5/11/chartex" xmlns:cx6="http://schemas.microsoft.com/office/drawing/2016/5/12/chartex" xmlns:cx7="http://schemas.microsoft.com/office/drawing/2016/5/13/chartex" xmlns:cx8="http://schemas.microsoft.com/office/drawing/2016/5/14/chartex" xmlns:mc="http://schemas.openxmlformats.org/markup-compatibility/2006" xmlns:aink="http://schemas.microsoft.com/office/drawing/2016/ink" xmlns:am3d="http://schemas.microsoft.com/office/drawing/2017/model3d" xmlns:o="urn:schemas-microsoft-com:office:office" xmlns:oel="http://schemas.microsoft.com/office/2019/extlst" xmlns:r="http://schemas.openxmlformats.org/officeDocument/2006/relationships" xmlns:m="http://schemas.openxmlformats.org/officeDocument/2006/math" xmlns:v="urn:schemas-microsoft-com:vml" xmlns:wp14="http://schemas.microsoft.com/office/word/2010/wordprocessingDrawing" xmlns:wp="http://schemas.openxmlformats.org/drawingml/2006/wordprocessingDrawing" xmlns:w10="urn:schemas-microsoft-com:office:word" xmlns:w="http://schemas.openxmlformats.org/wordprocessingml/2006/main" xmlns:w14="http://schemas.microsoft.com/office/word/2010/wordml" xmlns:w15="http://schemas.microsoft.com/office/word/2012/wordml" xmlns:w16cex="http://schemas.microsoft.com/office/word/2018/wordml/cex" xmlns:w16cid="http://schemas.microsoft.com/office/word/2016/wordml/cid" xmlns:w16="http://schemas.microsoft.com/office/word/2018/wordml" xmlns:w16du="http://schemas.microsoft.com/office/word/2023/wordml/word16du" xmlns:w16sdtdh="http://schemas.microsoft.com/office/word/2020/wordml/sdtdatahash" xmlns:w16sdtfl="http://schemas.microsoft.com/office/word/2024/wordml/sdtformatlock" xmlns:w16se="http://schemas.microsoft.com/office/word/2015/wordml/symex" xmlns:wpg="http://schemas.microsoft.com/office/word/2010/wordprocessingGroup" xmlns:wpi="http://schemas.microsoft.com/office/word/2010/wordprocessingInk" xmlns:wne="http://schemas.microsoft.com/office/word/2006/wordml" xmlns:wps="http://schemas.microsoft.com/office/word/2010/wordprocessingShape" mc:Ignorable="w14 w15 w16se w16cid w16 w16cex w16sdtdh w16sdtfl w16du wp14">
+<w:document xmlns:wpc="http://schemas.microsoft.com/office/word/2010/wordprocessingCanvas" xmlns:cx="http://schemas.microsoft.com/office/drawing/2014/chartex" xmlns:cx1="http://schemas.microsoft.com/office/drawing/2015/9/8/chartex" xmlns:cx2="http://schemas.microsoft.com/office/drawing/2015/10/21/chartex" xmlns:cx3="http://schemas.microsoft.com/office/drawing/2016/5/9/chartex" xmlns:cx4="http://schemas.microsoft.com/office/drawing/2016/5/10/chartex" xmlns:cx5="http://schemas.microsoft.com/office/drawing/2016/5/11/chartex" xmlns:cx6="http://schemas.microsoft.com/office/drawing/2016/5/12/chartex" xmlns:cx7="http://schemas.microsoft.com/office/drawing/2016/5/13/chartex" xmlns:cx8="http://schemas.microsoft.com/office/drawing/2016/5/14/chartex" xmlns:mc="http://schemas.openxmlformats.org/markup-compatibility/2006" xmlns:aink="http://schemas.microsoft.com/office/drawing/2016/ink" xmlns:am3d="http://schemas.microsoft.com/office/drawing/2017/model3d" xmlns:o="urn:schemas-microsoft-com:office:office" xmlns:oel="http://schemas.microsoft.com/office/2019/extlst" xmlns:r="http://schemas.openxmlformats.org/officeDocument/2006/relationships" xmlns:m="http://schemas.openxmlformats.org/officeDocument/2006/math" xmlns:v="urn:schemas-microsoft-com:vml" xmlns:wp14="http://schemas.microsoft.com/office/word/2010/wordprocessingDrawing" xmlns:wp="http://schemas.openxmlformats.org/drawingml/2006/wordprocessingDrawing" xmlns:w10="urn:schemas-microsoft-com:office:word" xmlns:w="http://schemas.openxmlformats.org/wordprocessingml/2006/main" xmlns:w14="http://schemas.microsoft.com/office/word/2010/wordml" xmlns:w15="http://schemas.microsoft.com/office/word/2012/wordml" xmlns:w16cei="http://schemas.microsoft.com/office/word/2026/wordml/cei" xmlns:w16cex="http://schemas.microsoft.com/office/word/2018/wordml/cex" xmlns:w16cid="http://schemas.microsoft.com/office/word/2016/wordml/cid" xmlns:w16="http://schemas.microsoft.com/office/word/2018/wordml" xmlns:w16du="http://schemas.microsoft.com/office/word/2023/wordml/word16du" xmlns:w16sdtdh="http://schemas.microsoft.com/office/word/2020/wordml/sdtdatahash" xmlns:w16sdtfl="http://schemas.microsoft.com/office/word/2024/wordml/sdtformatlock" xmlns:w16se="http://schemas.microsoft.com/office/word/2015/wordml/symex" xmlns:wpg="http://schemas.microsoft.com/office/word/2010/wordprocessingGroup" xmlns:wpi="http://schemas.microsoft.com/office/word/2010/wordprocessingInk" xmlns:wne="http://schemas.microsoft.com/office/word/2006/wordml" xmlns:wps="http://schemas.microsoft.com/office/word/2010/wordprocessingShape" mc:Ignorable="w14 w15 w16se w16cid w16 w16cex w16sdtdh w16sdtfl w16du wp14">
   <w:body>
     <w:p>
       <w:pPr>
@@ -43,24 +43,40 @@
           <w:szCs w:val="18"/>
           <w:lang w:val="en-US"/>
         </w:rPr>
-        <w:t xml:space="preserve">BTech CSE (AI-ML) '28— </w:t>
-      </w:r>
-      <w:proofErr w:type="spellStart"/>
+        <w:t>BTech CSE (AI-ML</w:t>
+      </w:r>
       <w:r>
         <w:rPr>
           <w:sz w:val="18"/>
           <w:szCs w:val="18"/>
           <w:lang w:val="en-US"/>
         </w:rPr>
-        <w:t>GSSoC</w:t>
-      </w:r>
-      <w:proofErr w:type="spellEnd"/>
+        <w:t xml:space="preserve">) </w:t>
+      </w:r>
       <w:r>
         <w:rPr>
           <w:sz w:val="18"/>
           <w:szCs w:val="18"/>
           <w:lang w:val="en-US"/>
         </w:rPr>
+        <w:t xml:space="preserve">— </w:t>
+      </w:r>
+      <w:proofErr w:type="spellStart"/>
+      <w:r>
+        <w:rPr>
+          <w:sz w:val="18"/>
+          <w:szCs w:val="18"/>
+          <w:lang w:val="en-US"/>
+        </w:rPr>
+        <w:t>GSSoC</w:t>
+      </w:r>
+      <w:proofErr w:type="spellEnd"/>
+      <w:r>
+        <w:rPr>
+          <w:sz w:val="18"/>
+          <w:szCs w:val="18"/>
+          <w:lang w:val="en-US"/>
+        </w:rPr>
         <w:t xml:space="preserve"> '25 Contributor</w:t>
       </w:r>
     </w:p>
@@ -69,7 +85,43 @@
         <w:spacing w:after="20"/>
         <w:jc w:val="center"/>
         <w:rPr>
-          <w:rStyle w:val="Hyperlink"/>
+          <w:sz w:val="18"/>
+          <w:szCs w:val="18"/>
+          <w:lang w:val="en-US"/>
+        </w:rPr>
+      </w:pPr>
+      <w:r>
+        <w:rPr>
+          <w:sz w:val="18"/>
+          <w:szCs w:val="18"/>
+          <w:lang w:val="en-US"/>
+        </w:rPr>
+        <w:t xml:space="preserve">+91 </w:t>
+      </w:r>
+      <w:proofErr w:type="gramStart"/>
+      <w:r>
+        <w:rPr>
+          <w:sz w:val="18"/>
+          <w:szCs w:val="18"/>
+          <w:lang w:val="en-US"/>
+        </w:rPr>
+        <w:t>9259240621  |</w:t>
+      </w:r>
+      <w:proofErr w:type="gramEnd"/>
+      <w:r>
+        <w:rPr>
+          <w:sz w:val="18"/>
+          <w:szCs w:val="18"/>
+          <w:lang w:val="en-US"/>
+        </w:rPr>
+        <w:t xml:space="preserve"> krishverma6797@gmail.com </w:t>
+      </w:r>
+    </w:p>
+    <w:p>
+      <w:pPr>
+        <w:spacing w:after="20"/>
+        <w:jc w:val="center"/>
+        <w:rPr>
           <w:color w:val="000000" w:themeColor="text1"/>
           <w:sz w:val="18"/>
           <w:szCs w:val="18"/>
@@ -78,203 +130,64 @@
       </w:pPr>
       <w:r>
         <w:rPr>
+          <w:color w:val="000000" w:themeColor="text1"/>
           <w:sz w:val="18"/>
           <w:szCs w:val="18"/>
           <w:lang w:val="en-US"/>
         </w:rPr>
-        <w:t xml:space="preserve">+91 </w:t>
-      </w:r>
-      <w:proofErr w:type="gramStart"/>
-      <w:r>
-        <w:rPr>
-          <w:sz w:val="18"/>
-          <w:szCs w:val="18"/>
-          <w:lang w:val="en-US"/>
-        </w:rPr>
-        <w:t>9259240621  |</w:t>
-      </w:r>
-      <w:proofErr w:type="gramEnd"/>
-      <w:r>
-        <w:rPr>
-          <w:sz w:val="18"/>
-          <w:szCs w:val="18"/>
-          <w:lang w:val="en-US"/>
-        </w:rPr>
-        <w:t xml:space="preserve">  </w:t>
+        <w:t xml:space="preserve"> </w:t>
       </w:r>
       <w:hyperlink r:id="rId6" w:history="1">
         <w:r>
           <w:rPr>
             <w:rStyle w:val="Hyperlink"/>
-            <w:color w:val="auto"/>
+            <w:color w:val="0070C0"/>
             <w:sz w:val="18"/>
             <w:szCs w:val="18"/>
             <w:lang w:val="en-US"/>
           </w:rPr>
-          <w:t>krishverma6797@gmail.com</w:t>
+          <w:t>LinkedIn</w:t>
         </w:r>
       </w:hyperlink>
       <w:r>
         <w:rPr>
+          <w:color w:val="0070C0"/>
           <w:sz w:val="18"/>
           <w:szCs w:val="18"/>
           <w:lang w:val="en-US"/>
         </w:rPr>
-        <w:t xml:space="preserve"> </w:t>
-      </w:r>
-      <w:r>
-        <w:rPr>
-          <w:color w:val="2F5496" w:themeColor="accent1" w:themeShade="BF"/>
-          <w:sz w:val="18"/>
-          <w:szCs w:val="18"/>
-          <w:lang w:val="en-US"/>
-        </w:rPr>
         <w:t xml:space="preserve"> | </w:t>
-      </w:r>
-      <w:r>
-        <w:rPr>
-          <w:color w:val="000000" w:themeColor="text1"/>
-          <w:sz w:val="18"/>
-          <w:szCs w:val="18"/>
-          <w:lang w:val="en-US"/>
-        </w:rPr>
-        <w:t xml:space="preserve"> </w:t>
-      </w:r>
-      <w:r>
-        <w:rPr>
-          <w:color w:val="000000" w:themeColor="text1"/>
-          <w:sz w:val="18"/>
-          <w:szCs w:val="18"/>
-          <w:lang w:val="en-US"/>
-        </w:rPr>
-        <w:fldChar w:fldCharType="begin"/>
-      </w:r>
-      <w:r>
-        <w:rPr>
-          <w:color w:val="000000" w:themeColor="text1"/>
-          <w:sz w:val="18"/>
-          <w:szCs w:val="18"/>
-          <w:lang w:val="en-US"/>
-        </w:rPr>
-        <w:instrText>HYPERLINK "http://www.linkedin.com/in/krish-verma-87ab9b324"</w:instrText>
-      </w:r>
-      <w:r>
-        <w:rPr>
-          <w:color w:val="000000" w:themeColor="text1"/>
-          <w:sz w:val="18"/>
-          <w:szCs w:val="18"/>
-          <w:lang w:val="en-US"/>
-        </w:rPr>
-      </w:r>
-      <w:r>
-        <w:rPr>
-          <w:color w:val="000000" w:themeColor="text1"/>
-          <w:sz w:val="18"/>
-          <w:szCs w:val="18"/>
-          <w:lang w:val="en-US"/>
-        </w:rPr>
-        <w:fldChar w:fldCharType="separate"/>
-      </w:r>
-      <w:r>
-        <w:rPr>
-          <w:rStyle w:val="Hyperlink"/>
-          <w:color w:val="000000" w:themeColor="text1"/>
-          <w:sz w:val="18"/>
-          <w:szCs w:val="18"/>
-          <w:lang w:val="en-US"/>
-        </w:rPr>
-        <w:t>linkedin.com/in</w:t>
-      </w:r>
-      <w:r>
-        <w:rPr>
-          <w:rStyle w:val="Hyperlink"/>
-          <w:color w:val="000000" w:themeColor="text1"/>
-          <w:sz w:val="18"/>
-          <w:szCs w:val="18"/>
-          <w:lang w:val="en-US"/>
-        </w:rPr>
-        <w:t>/</w:t>
-      </w:r>
-      <w:r>
-        <w:rPr>
-          <w:rStyle w:val="Hyperlink"/>
-          <w:color w:val="000000" w:themeColor="text1"/>
-          <w:sz w:val="18"/>
-          <w:szCs w:val="18"/>
-          <w:lang w:val="en-US"/>
-        </w:rPr>
-        <w:t>krish-</w:t>
-      </w:r>
-      <w:r>
-        <w:rPr>
-          <w:rStyle w:val="Hyperlink"/>
-          <w:color w:val="000000" w:themeColor="text1"/>
-          <w:sz w:val="18"/>
-          <w:szCs w:val="18"/>
-          <w:lang w:val="en-US"/>
-        </w:rPr>
-        <w:t>v</w:t>
-      </w:r>
-      <w:r>
-        <w:rPr>
-          <w:rStyle w:val="Hyperlink"/>
-          <w:color w:val="000000" w:themeColor="text1"/>
-          <w:sz w:val="18"/>
-          <w:szCs w:val="18"/>
-          <w:lang w:val="en-US"/>
-        </w:rPr>
-        <w:t>er</w:t>
-      </w:r>
-      <w:r>
-        <w:rPr>
-          <w:rStyle w:val="Hyperlink"/>
-          <w:color w:val="000000" w:themeColor="text1"/>
-          <w:sz w:val="18"/>
-          <w:szCs w:val="18"/>
-          <w:lang w:val="en-US"/>
-        </w:rPr>
-        <w:t>m</w:t>
-      </w:r>
-      <w:r>
-        <w:rPr>
-          <w:rStyle w:val="Hyperlink"/>
-          <w:color w:val="000000" w:themeColor="text1"/>
-          <w:sz w:val="18"/>
-          <w:szCs w:val="18"/>
-          <w:lang w:val="en-US"/>
-        </w:rPr>
-        <w:t>a-87ab9b324</w:t>
-      </w:r>
-    </w:p>
-    <w:p>
-      <w:pPr>
-        <w:spacing w:after="20"/>
-        <w:jc w:val="center"/>
-        <w:rPr>
-          <w:sz w:val="18"/>
-          <w:szCs w:val="18"/>
-        </w:rPr>
-      </w:pPr>
-      <w:r>
-        <w:rPr>
-          <w:color w:val="000000" w:themeColor="text1"/>
-          <w:sz w:val="18"/>
-          <w:szCs w:val="18"/>
-          <w:lang w:val="en-US"/>
-        </w:rPr>
-        <w:fldChar w:fldCharType="end"/>
       </w:r>
       <w:hyperlink r:id="rId7" w:history="1">
         <w:r>
           <w:rPr>
             <w:rStyle w:val="Hyperlink"/>
-            <w:color w:val="auto"/>
+            <w:color w:val="0070C0"/>
             <w:sz w:val="18"/>
             <w:szCs w:val="18"/>
           </w:rPr>
-          <w:t>https://github.com/KrishVerma6797</w:t>
+          <w:t>GitHub</w:t>
         </w:r>
       </w:hyperlink>
+      <w:r>
+        <w:rPr>
+          <w:color w:val="0070C0"/>
+          <w:sz w:val="18"/>
+          <w:szCs w:val="18"/>
+        </w:rPr>
+        <w:t xml:space="preserve"> | </w:t>
+      </w:r>
+      <w:hyperlink r:id="rId8" w:history="1">
+        <w:r>
+          <w:rPr>
+            <w:rStyle w:val="Hyperlink"/>
+            <w:color w:val="0070C0"/>
+            <w:sz w:val="18"/>
+            <w:szCs w:val="18"/>
+          </w:rPr>
+          <w:t>Portfolio</w:t>
+        </w:r>
+      </w:hyperlink>
     </w:p>
     <w:p>
       <w:pPr>
@@ -290,12 +203,16 @@
         <w:spacing w:before="120" w:after="60"/>
         <w:rPr>
           <w:caps/>
+          <w:sz w:val="17"/>
+          <w:szCs w:val="17"/>
           <w:u w:val="single"/>
         </w:rPr>
       </w:pPr>
       <w:r>
         <w:rPr>
           <w:caps/>
+          <w:sz w:val="17"/>
+          <w:szCs w:val="17"/>
           <w:u w:val="single"/>
         </w:rPr>
         <w:t>Education</w:t>
@@ -308,67 +225,62 @@
         </w:tabs>
         <w:spacing w:before="80"/>
         <w:rPr>
-          <w:sz w:val="16"/>
-          <w:szCs w:val="16"/>
-        </w:rPr>
-      </w:pPr>
-      <w:r>
-        <w:rPr>
-          <w:b/>
-          <w:bCs/>
-          <w:sz w:val="16"/>
-          <w:szCs w:val="16"/>
+          <w:sz w:val="15"/>
+          <w:szCs w:val="15"/>
+        </w:rPr>
+      </w:pPr>
+      <w:r>
+        <w:rPr>
+          <w:b/>
+          <w:bCs/>
+          <w:sz w:val="15"/>
+          <w:szCs w:val="15"/>
         </w:rPr>
         <w:t>Govind Ballabh Pant Institute of Engineering &amp; Technology (GBPIET)</w:t>
       </w:r>
       <w:r>
         <w:rPr>
-          <w:b/>
-          <w:bCs/>
-          <w:sz w:val="16"/>
-          <w:szCs w:val="16"/>
+          <w:sz w:val="15"/>
+          <w:szCs w:val="15"/>
+        </w:rPr>
+        <w:t>Pauri, Uttarakhand</w:t>
+      </w:r>
+    </w:p>
+    <w:p>
+      <w:pPr>
+        <w:tabs>
+          <w:tab w:val="right" w:pos="9360"/>
+        </w:tabs>
+        <w:rPr>
+          <w:sz w:val="15"/>
+          <w:szCs w:val="15"/>
+        </w:rPr>
+      </w:pPr>
+      <w:r>
+        <w:rPr>
+          <w:sz w:val="15"/>
+          <w:szCs w:val="15"/>
+        </w:rPr>
+        <w:t>Bachelor of Technology in Computer Science &amp; Engineering (AI-ML Specialization)</w:t>
+      </w:r>
+      <w:r>
+        <w:rPr>
+          <w:sz w:val="15"/>
+          <w:szCs w:val="15"/>
+        </w:rPr>
+        <w:tab/>
+      </w:r>
+      <w:r>
+        <w:rPr>
+          <w:sz w:val="15"/>
+          <w:szCs w:val="15"/>
         </w:rPr>
         <w:t xml:space="preserve"> </w:t>
       </w:r>
       <w:r>
         <w:rPr>
-          <w:sz w:val="16"/>
-          <w:szCs w:val="16"/>
-        </w:rPr>
-        <w:t>Pauri, Uttarakhand</w:t>
-      </w:r>
-    </w:p>
-    <w:p>
-      <w:pPr>
-        <w:tabs>
-          <w:tab w:val="right" w:pos="9360"/>
-        </w:tabs>
-        <w:rPr>
-          <w:sz w:val="16"/>
-          <w:szCs w:val="16"/>
-        </w:rPr>
-      </w:pPr>
-      <w:r>
-        <w:rPr>
-          <w:sz w:val="16"/>
-          <w:szCs w:val="16"/>
-        </w:rPr>
-        <w:t>Bachelor of Technology in Computer Science &amp; Engineering (AI-ML Specialization)</w:t>
-      </w:r>
-      <w:r>
-        <w:tab/>
-      </w:r>
-      <w:r>
-        <w:rPr>
-          <w:sz w:val="16"/>
-          <w:szCs w:val="16"/>
-        </w:rPr>
-        <w:t xml:space="preserve"> </w:t>
-      </w:r>
-      <w:r>
-        <w:rPr>
-          <w:sz w:val="16"/>
-          <w:szCs w:val="16"/>
+          <w:sz w:val="15"/>
+          <w:szCs w:val="15"/>
         </w:rPr>
         <w:t>Aug 2024 – June 2028</w:t>
       </w:r>
@@ -377,15 +289,15 @@
       <w:pPr>
         <w:spacing w:after="40"/>
         <w:rPr>
-          <w:sz w:val="16"/>
-          <w:szCs w:val="16"/>
-          <w:lang w:val="en-US"/>
-        </w:rPr>
-      </w:pPr>
-      <w:r>
-        <w:rPr>
-          <w:sz w:val="16"/>
-          <w:szCs w:val="16"/>
+          <w:sz w:val="15"/>
+          <w:szCs w:val="15"/>
+          <w:lang w:val="en-US"/>
+        </w:rPr>
+      </w:pPr>
+      <w:r>
+        <w:rPr>
+          <w:sz w:val="15"/>
+          <w:szCs w:val="15"/>
           <w:lang w:val="en-US"/>
         </w:rPr>
         <w:t xml:space="preserve">- </w:t>
@@ -394,8 +306,8 @@
       <w:proofErr w:type="gramStart"/>
       <w:r>
         <w:rPr>
-          <w:sz w:val="16"/>
-          <w:szCs w:val="16"/>
+          <w:sz w:val="15"/>
+          <w:szCs w:val="15"/>
           <w:lang w:val="en-US"/>
         </w:rPr>
         <w:t>B.Tech</w:t>
@@ -404,40 +316,40 @@
       <w:proofErr w:type="gramEnd"/>
       <w:r>
         <w:rPr>
-          <w:sz w:val="16"/>
-          <w:szCs w:val="16"/>
+          <w:sz w:val="15"/>
+          <w:szCs w:val="15"/>
           <w:lang w:val="en-US"/>
         </w:rPr>
         <w:t xml:space="preserve"> (CSE-AIML </w:t>
       </w:r>
       <w:r>
         <w:rPr>
-          <w:sz w:val="16"/>
-          <w:szCs w:val="16"/>
-          <w:lang w:val="en-US"/>
-        </w:rPr>
-        <w:t>2nd</w:t>
-      </w:r>
-      <w:r>
-        <w:rPr>
-          <w:sz w:val="16"/>
-          <w:szCs w:val="16"/>
-          <w:lang w:val="en-US"/>
-        </w:rPr>
-        <w:t xml:space="preserve"> Year, CGPA: 8.</w:t>
-      </w:r>
-      <w:r>
-        <w:rPr>
-          <w:sz w:val="16"/>
-          <w:szCs w:val="16"/>
-          <w:lang w:val="en-US"/>
-        </w:rPr>
-        <w:t>9</w:t>
-      </w:r>
-      <w:r>
-        <w:rPr>
-          <w:sz w:val="16"/>
-          <w:szCs w:val="16"/>
+          <w:sz w:val="15"/>
+          <w:szCs w:val="15"/>
+          <w:lang w:val="en-US"/>
+        </w:rPr>
+        <w:t>3rd</w:t>
+      </w:r>
+      <w:r>
+        <w:rPr>
+          <w:sz w:val="15"/>
+          <w:szCs w:val="15"/>
+          <w:lang w:val="en-US"/>
+        </w:rPr>
+        <w:t xml:space="preserve"> Year, CGPA: </w:t>
+      </w:r>
+      <w:r>
+        <w:rPr>
+          <w:sz w:val="15"/>
+          <w:szCs w:val="15"/>
+          <w:lang w:val="en-US"/>
+        </w:rPr>
+        <w:t>9.02</w:t>
+      </w:r>
+      <w:r>
+        <w:rPr>
+          <w:sz w:val="15"/>
+          <w:szCs w:val="15"/>
           <w:lang w:val="en-US"/>
         </w:rPr>
         <w:t>)</w:t>
@@ -450,28 +362,44 @@
         </w:tabs>
         <w:spacing w:before="80"/>
         <w:rPr>
-          <w:sz w:val="16"/>
-          <w:szCs w:val="16"/>
-          <w:lang w:val="en-US"/>
-        </w:rPr>
-      </w:pPr>
-      <w:r>
-        <w:rPr>
-          <w:b/>
-          <w:bCs/>
-          <w:sz w:val="16"/>
-          <w:szCs w:val="16"/>
-          <w:lang w:val="en-US"/>
-        </w:rPr>
-        <w:t>Kendriya Vidyalaya</w:t>
-      </w:r>
-      <w:r>
+          <w:sz w:val="15"/>
+          <w:szCs w:val="15"/>
+          <w:lang w:val="en-US"/>
+        </w:rPr>
+      </w:pPr>
+      <w:proofErr w:type="spellStart"/>
+      <w:r>
+        <w:rPr>
+          <w:b/>
+          <w:bCs/>
+          <w:sz w:val="15"/>
+          <w:szCs w:val="15"/>
+          <w:lang w:val="en-US"/>
+        </w:rPr>
+        <w:t>Kendriya</w:t>
+      </w:r>
+      <w:proofErr w:type="spellEnd"/>
+      <w:r>
+        <w:rPr>
+          <w:b/>
+          <w:bCs/>
+          <w:sz w:val="15"/>
+          <w:szCs w:val="15"/>
+          <w:lang w:val="en-US"/>
+        </w:rPr>
+        <w:t xml:space="preserve"> Vidyalaya</w:t>
+      </w:r>
+      <w:r>
+        <w:rPr>
+          <w:sz w:val="15"/>
+          <w:szCs w:val="15"/>
+        </w:rPr>
         <w:tab/>
       </w:r>
       <w:r>
         <w:rPr>
-          <w:sz w:val="16"/>
-          <w:szCs w:val="16"/>
+          <w:sz w:val="15"/>
+          <w:szCs w:val="15"/>
           <w:lang w:val="en-US"/>
         </w:rPr>
         <w:t>India</w:t>
@@ -483,38 +411,42 @@
           <w:tab w:val="right" w:pos="9360"/>
         </w:tabs>
         <w:rPr>
-          <w:sz w:val="16"/>
-          <w:szCs w:val="16"/>
-        </w:rPr>
-      </w:pPr>
-      <w:r>
-        <w:rPr>
-          <w:sz w:val="16"/>
-          <w:szCs w:val="16"/>
+          <w:sz w:val="15"/>
+          <w:szCs w:val="15"/>
+        </w:rPr>
+      </w:pPr>
+      <w:r>
+        <w:rPr>
+          <w:sz w:val="15"/>
+          <w:szCs w:val="15"/>
         </w:rPr>
         <w:t>CBSE</w:t>
       </w:r>
       <w:r>
         <w:rPr>
-          <w:sz w:val="16"/>
-          <w:szCs w:val="16"/>
+          <w:sz w:val="15"/>
+          <w:szCs w:val="15"/>
         </w:rPr>
         <w:t>- Certificate of Merit (Class X &amp; XII)</w:t>
       </w:r>
       <w:r>
+        <w:rPr>
+          <w:sz w:val="15"/>
+          <w:szCs w:val="15"/>
+        </w:rPr>
         <w:tab/>
       </w:r>
       <w:r>
         <w:rPr>
-          <w:sz w:val="16"/>
-          <w:szCs w:val="16"/>
+          <w:sz w:val="15"/>
+          <w:szCs w:val="15"/>
         </w:rPr>
         <w:t xml:space="preserve"> </w:t>
       </w:r>
       <w:r>
         <w:rPr>
-          <w:sz w:val="16"/>
-          <w:szCs w:val="16"/>
+          <w:sz w:val="15"/>
+          <w:szCs w:val="15"/>
         </w:rPr>
         <w:t>May 2024</w:t>
       </w:r>
@@ -523,8 +455,8 @@
       <w:pPr>
         <w:spacing w:after="40"/>
         <w:rPr>
-          <w:sz w:val="16"/>
-          <w:szCs w:val="16"/>
+          <w:sz w:val="15"/>
+          <w:szCs w:val="15"/>
         </w:rPr>
       </w:pPr>
     </w:p>
@@ -533,12 +465,16 @@
         <w:spacing w:before="120" w:after="60"/>
         <w:rPr>
           <w:caps/>
+          <w:sz w:val="17"/>
+          <w:szCs w:val="17"/>
           <w:u w:val="single"/>
         </w:rPr>
       </w:pPr>
       <w:r>
         <w:rPr>
           <w:caps/>
+          <w:sz w:val="17"/>
+          <w:szCs w:val="17"/>
           <w:u w:val="single"/>
         </w:rPr>
         <w:t>Experience</w:t>
@@ -546,85 +482,277 @@
     </w:p>
     <w:p>
       <w:pPr>
+        <w:pStyle w:val="ListParagraph"/>
+        <w:rPr>
+          <w:sz w:val="15"/>
+          <w:szCs w:val="15"/>
+        </w:rPr>
+      </w:pPr>
+      <w:r>
+        <w:rPr>
+          <w:b/>
+          <w:bCs/>
+          <w:sz w:val="15"/>
+          <w:szCs w:val="15"/>
+        </w:rPr>
+        <w:t>AI/ML Intern</w:t>
+      </w:r>
+      <w:r>
+        <w:rPr>
+          <w:sz w:val="15"/>
+          <w:szCs w:val="15"/>
+        </w:rPr>
+        <w:br/>
+      </w:r>
+      <w:proofErr w:type="spellStart"/>
+      <w:r>
+        <w:rPr>
+          <w:b/>
+          <w:bCs/>
+          <w:sz w:val="15"/>
+          <w:szCs w:val="15"/>
+        </w:rPr>
+        <w:t>Aryabhatta</w:t>
+      </w:r>
+      <w:proofErr w:type="spellEnd"/>
+      <w:r>
+        <w:rPr>
+          <w:b/>
+          <w:bCs/>
+          <w:sz w:val="15"/>
+          <w:szCs w:val="15"/>
+        </w:rPr>
+        <w:t xml:space="preserve"> Research Institute of Observational Sciences (</w:t>
+      </w:r>
+      <w:proofErr w:type="gramStart"/>
+      <w:r>
+        <w:rPr>
+          <w:b/>
+          <w:bCs/>
+          <w:sz w:val="15"/>
+          <w:szCs w:val="15"/>
+        </w:rPr>
+        <w:t xml:space="preserve">ARIES)   </w:t>
+      </w:r>
+      <w:proofErr w:type="gramEnd"/>
+      <w:r>
+        <w:rPr>
+          <w:b/>
+          <w:bCs/>
+          <w:sz w:val="15"/>
+          <w:szCs w:val="15"/>
+        </w:rPr>
+        <w:t xml:space="preserve">  </w:t>
+      </w:r>
+      <w:r>
+        <w:rPr>
+          <w:b/>
+          <w:bCs/>
+          <w:sz w:val="15"/>
+          <w:szCs w:val="15"/>
+        </w:rPr>
+        <w:tab/>
+      </w:r>
+      <w:r>
+        <w:rPr>
+          <w:b/>
+          <w:bCs/>
+          <w:sz w:val="15"/>
+          <w:szCs w:val="15"/>
+        </w:rPr>
+        <w:tab/>
+      </w:r>
+      <w:r>
+        <w:rPr>
+          <w:b/>
+          <w:bCs/>
+          <w:sz w:val="15"/>
+          <w:szCs w:val="15"/>
+        </w:rPr>
+        <w:tab/>
+      </w:r>
+      <w:r>
+        <w:rPr>
+          <w:b/>
+          <w:bCs/>
+          <w:sz w:val="15"/>
+          <w:szCs w:val="15"/>
+        </w:rPr>
+        <w:tab/>
+      </w:r>
+      <w:r>
+        <w:rPr>
+          <w:b/>
+          <w:bCs/>
+          <w:sz w:val="15"/>
+          <w:szCs w:val="15"/>
+        </w:rPr>
+        <w:tab/>
+      </w:r>
+      <w:r>
+        <w:rPr>
+          <w:sz w:val="15"/>
+          <w:szCs w:val="15"/>
+        </w:rPr>
+        <w:t>July 2026</w:t>
+      </w:r>
+      <w:r>
+        <w:rPr>
+          <w:sz w:val="15"/>
+          <w:szCs w:val="15"/>
+        </w:rPr>
+        <w:t xml:space="preserve"> – August 2026</w:t>
+      </w:r>
+    </w:p>
+    <w:p>
+      <w:pPr>
+        <w:pStyle w:val="ListParagraph"/>
+        <w:rPr>
+          <w:sz w:val="15"/>
+          <w:szCs w:val="15"/>
+        </w:rPr>
+      </w:pPr>
+      <w:r>
+        <w:rPr>
+          <w:sz w:val="15"/>
+          <w:szCs w:val="15"/>
+        </w:rPr>
+        <w:t xml:space="preserve">-        Developed an AI-powered astronomical image archival and retrieval system using Python, </w:t>
+      </w:r>
+      <w:proofErr w:type="spellStart"/>
+      <w:r>
+        <w:rPr>
+          <w:sz w:val="15"/>
+          <w:szCs w:val="15"/>
+        </w:rPr>
+        <w:t>FastAPI</w:t>
+      </w:r>
+      <w:proofErr w:type="spellEnd"/>
+      <w:r>
+        <w:rPr>
+          <w:sz w:val="15"/>
+          <w:szCs w:val="15"/>
+        </w:rPr>
+        <w:t>, React.js, and MySQL.</w:t>
+      </w:r>
+    </w:p>
+    <w:p>
+      <w:pPr>
+        <w:pStyle w:val="ListParagraph"/>
+        <w:rPr>
+          <w:sz w:val="15"/>
+          <w:szCs w:val="15"/>
+        </w:rPr>
+      </w:pPr>
+      <w:r>
+        <w:rPr>
+          <w:sz w:val="15"/>
+          <w:szCs w:val="15"/>
+        </w:rPr>
+        <w:t xml:space="preserve">-        Automated FITS metadata extraction with </w:t>
+      </w:r>
+      <w:proofErr w:type="spellStart"/>
+      <w:r>
+        <w:rPr>
+          <w:sz w:val="15"/>
+          <w:szCs w:val="15"/>
+        </w:rPr>
+        <w:t>Astropy</w:t>
+      </w:r>
+      <w:proofErr w:type="spellEnd"/>
+      <w:r>
+        <w:rPr>
+          <w:sz w:val="15"/>
+          <w:szCs w:val="15"/>
+        </w:rPr>
+        <w:t xml:space="preserve"> and designed a searchable relational database for astronomical observations.</w:t>
+      </w:r>
+    </w:p>
+    <w:p>
+      <w:pPr>
+        <w:pStyle w:val="ListParagraph"/>
+        <w:rPr>
+          <w:sz w:val="15"/>
+          <w:szCs w:val="15"/>
+        </w:rPr>
+      </w:pPr>
+      <w:r>
+        <w:rPr>
+          <w:sz w:val="15"/>
+          <w:szCs w:val="15"/>
+        </w:rPr>
+        <w:t>-        Built REST APIs enabling efficient image upload, indexing, and multi-parameter search across archived datasets.</w:t>
+      </w:r>
+    </w:p>
+    <w:p>
+      <w:pPr>
+        <w:pStyle w:val="ListParagraph"/>
+        <w:rPr>
+          <w:caps/>
+          <w:sz w:val="15"/>
+          <w:szCs w:val="15"/>
+          <w:u w:val="single"/>
+        </w:rPr>
+      </w:pPr>
+    </w:p>
+    <w:p>
+      <w:pPr>
         <w:tabs>
           <w:tab w:val="right" w:pos="9360"/>
         </w:tabs>
-        <w:spacing w:before="80"/>
-        <w:rPr>
-          <w:b/>
-          <w:bCs/>
-          <w:sz w:val="16"/>
-          <w:szCs w:val="16"/>
-        </w:rPr>
-      </w:pPr>
-      <w:r>
-        <w:rPr>
-          <w:b/>
-          <w:bCs/>
-          <w:sz w:val="16"/>
-          <w:szCs w:val="16"/>
-        </w:rPr>
-        <w:t>Google Cloud Arcade Participant</w:t>
-      </w:r>
-      <w:r>
+        <w:spacing w:before="80" w:after="20"/>
+        <w:rPr>
+          <w:sz w:val="15"/>
+          <w:szCs w:val="15"/>
+          <w:lang w:val="en-US"/>
+        </w:rPr>
+      </w:pPr>
+      <w:r>
+        <w:rPr>
+          <w:b/>
+          <w:bCs/>
+          <w:sz w:val="15"/>
+          <w:szCs w:val="15"/>
+          <w:lang w:val="en-US"/>
+        </w:rPr>
+        <w:t xml:space="preserve">AI/ML Intern </w:t>
+      </w:r>
+      <w:proofErr w:type="spellStart"/>
+      <w:r>
+        <w:rPr>
+          <w:b/>
+          <w:bCs/>
+          <w:sz w:val="15"/>
+          <w:szCs w:val="15"/>
+          <w:lang w:val="en-US"/>
+        </w:rPr>
+        <w:t>ElevateLabs</w:t>
+      </w:r>
+      <w:proofErr w:type="spellEnd"/>
+      <w:r>
+        <w:rPr>
+          <w:sz w:val="15"/>
+          <w:szCs w:val="15"/>
+        </w:rPr>
         <w:tab/>
       </w:r>
       <w:r>
         <w:rPr>
-          <w:sz w:val="16"/>
-          <w:szCs w:val="16"/>
+          <w:i/>
+          <w:iCs/>
+          <w:sz w:val="15"/>
+          <w:szCs w:val="15"/>
+          <w:lang w:val="en-US"/>
         </w:rPr>
         <w:t xml:space="preserve"> </w:t>
       </w:r>
       <w:r>
         <w:rPr>
-          <w:sz w:val="16"/>
-          <w:szCs w:val="16"/>
-        </w:rPr>
-        <w:t xml:space="preserve">April 2025 – </w:t>
-      </w:r>
-      <w:r>
-        <w:rPr>
-          <w:sz w:val="16"/>
-          <w:szCs w:val="16"/>
-        </w:rPr>
-        <w:t>October 2025</w:t>
-      </w:r>
-    </w:p>
-    <w:p>
-      <w:pPr>
-        <w:tabs>
-          <w:tab w:val="right" w:pos="9360"/>
-        </w:tabs>
-        <w:spacing w:after="40"/>
-        <w:rPr>
-          <w:sz w:val="16"/>
-          <w:szCs w:val="16"/>
-        </w:rPr>
-      </w:pPr>
-      <w:r>
-        <w:rPr>
-          <w:sz w:val="16"/>
-          <w:szCs w:val="16"/>
-        </w:rPr>
-        <w:t>Google Developers Group</w:t>
-      </w:r>
-      <w:r>
-        <w:tab/>
-      </w:r>
-      <w:r>
-        <w:rPr>
-          <w:sz w:val="16"/>
-          <w:szCs w:val="16"/>
-        </w:rPr>
-        <w:t xml:space="preserve"> </w:t>
-      </w:r>
-      <w:r>
-        <w:rPr>
-          <w:sz w:val="16"/>
-          <w:szCs w:val="16"/>
-        </w:rPr>
-        <w:t>Remote</w:t>
+          <w:sz w:val="15"/>
+          <w:szCs w:val="15"/>
+          <w:lang w:val="en-US"/>
+        </w:rPr>
+        <w:t>January 2026 – April 2026</w:t>
       </w:r>
     </w:p>
     <w:p>
@@ -636,16 +764,52 @@
         </w:numPr>
         <w:spacing w:after="20"/>
         <w:rPr>
-          <w:sz w:val="16"/>
-          <w:szCs w:val="16"/>
-        </w:rPr>
-      </w:pPr>
-      <w:r>
-        <w:rPr>
-          <w:sz w:val="16"/>
-          <w:szCs w:val="16"/>
-        </w:rPr>
-        <w:t>Participating in Google Cloud Arcade '25, completing hands-on labs and skill badges in cloud computing</w:t>
+          <w:sz w:val="15"/>
+          <w:szCs w:val="15"/>
+          <w:lang w:val="en-US"/>
+        </w:rPr>
+      </w:pPr>
+      <w:r>
+        <w:rPr>
+          <w:sz w:val="15"/>
+          <w:szCs w:val="15"/>
+          <w:lang w:val="en-US"/>
+        </w:rPr>
+        <w:t xml:space="preserve">Working on data cleaning, preprocessing, exploratory data analysis (EDA), feature engineering, and machine learning model development </w:t>
+      </w:r>
+      <w:r>
+        <w:rPr>
+          <w:sz w:val="15"/>
+          <w:szCs w:val="15"/>
+          <w:lang w:val="en-US"/>
+        </w:rPr>
+        <w:t xml:space="preserve">                             using Python, Scikit-</w:t>
+      </w:r>
+      <w:r>
+        <w:rPr>
+          <w:sz w:val="15"/>
+          <w:szCs w:val="15"/>
+          <w:lang w:val="en-US"/>
+        </w:rPr>
+        <w:t xml:space="preserve">learn and hyperparameter tuning using </w:t>
+      </w:r>
+      <w:proofErr w:type="spellStart"/>
+      <w:r>
+        <w:rPr>
+          <w:sz w:val="15"/>
+          <w:szCs w:val="15"/>
+          <w:lang w:val="en-US"/>
+        </w:rPr>
+        <w:t>Optuna</w:t>
+      </w:r>
+      <w:proofErr w:type="spellEnd"/>
+      <w:r>
+        <w:rPr>
+          <w:sz w:val="15"/>
+          <w:szCs w:val="15"/>
+          <w:lang w:val="en-US"/>
+        </w:rPr>
+        <w:t>.</w:t>
       </w:r>
     </w:p>
     <w:p>
@@ -657,16 +821,139 @@
         </w:numPr>
         <w:spacing w:after="20"/>
         <w:rPr>
-          <w:sz w:val="16"/>
-          <w:szCs w:val="16"/>
-        </w:rPr>
-      </w:pPr>
-      <w:r>
-        <w:rPr>
-          <w:sz w:val="16"/>
-          <w:szCs w:val="16"/>
-        </w:rPr>
-        <w:t>Engaging with Google Cloud Platform services including compute, storage, and machine learning</w:t>
+          <w:sz w:val="15"/>
+          <w:szCs w:val="15"/>
+        </w:rPr>
+      </w:pPr>
+      <w:r>
+        <w:rPr>
+          <w:sz w:val="15"/>
+          <w:szCs w:val="15"/>
+        </w:rPr>
+        <w:t>Progressing through weekly mini projects and a planned major ML project, with ongoing interview and communication skills preparation.</w:t>
+      </w:r>
+    </w:p>
+    <w:p>
+      <w:pPr>
+        <w:pStyle w:val="ListParagraph"/>
+        <w:rPr>
+          <w:caps/>
+          <w:sz w:val="15"/>
+          <w:szCs w:val="15"/>
+          <w:u w:val="single"/>
+        </w:rPr>
+      </w:pPr>
+    </w:p>
+    <w:p>
+      <w:pPr>
+        <w:tabs>
+          <w:tab w:val="right" w:pos="9360"/>
+        </w:tabs>
+        <w:spacing w:before="80"/>
+        <w:rPr>
+          <w:sz w:val="15"/>
+          <w:szCs w:val="15"/>
+          <w:lang w:val="en-US"/>
+        </w:rPr>
+      </w:pPr>
+      <w:proofErr w:type="spellStart"/>
+      <w:r>
+        <w:rPr>
+          <w:b/>
+          <w:bCs/>
+          <w:sz w:val="15"/>
+          <w:szCs w:val="15"/>
+          <w:lang w:val="en-US"/>
+        </w:rPr>
+        <w:t>GSSoC</w:t>
+      </w:r>
+      <w:proofErr w:type="spellEnd"/>
+      <w:r>
+        <w:rPr>
+          <w:b/>
+          <w:bCs/>
+          <w:sz w:val="15"/>
+          <w:szCs w:val="15"/>
+          <w:lang w:val="en-US"/>
+        </w:rPr>
+        <w:t xml:space="preserve"> '25 Contributor</w:t>
+      </w:r>
+      <w:r>
+        <w:rPr>
+          <w:sz w:val="15"/>
+          <w:szCs w:val="15"/>
+        </w:rPr>
+        <w:tab/>
+      </w:r>
+      <w:r>
+        <w:rPr>
+          <w:sz w:val="15"/>
+          <w:szCs w:val="15"/>
+          <w:lang w:val="en-US"/>
+        </w:rPr>
+        <w:t xml:space="preserve">   </w:t>
+      </w:r>
+      <w:r>
+        <w:rPr>
+          <w:sz w:val="15"/>
+          <w:szCs w:val="15"/>
+          <w:lang w:val="en-US"/>
+        </w:rPr>
+        <w:t>July 2025 – October 2025</w:t>
+      </w:r>
+    </w:p>
+    <w:p>
+      <w:pPr>
+        <w:tabs>
+          <w:tab w:val="right" w:pos="9360"/>
+        </w:tabs>
+        <w:spacing w:after="40"/>
+        <w:rPr>
+          <w:sz w:val="15"/>
+          <w:szCs w:val="15"/>
+          <w:lang w:val="en-US"/>
+        </w:rPr>
+      </w:pPr>
+      <w:proofErr w:type="spellStart"/>
+      <w:r>
+        <w:rPr>
+          <w:sz w:val="15"/>
+          <w:szCs w:val="15"/>
+          <w:lang w:val="en-US"/>
+        </w:rPr>
+        <w:t>GirlScript</w:t>
+      </w:r>
+      <w:proofErr w:type="spellEnd"/>
+      <w:r>
+        <w:rPr>
+          <w:sz w:val="15"/>
+          <w:szCs w:val="15"/>
+          <w:lang w:val="en-US"/>
+        </w:rPr>
+        <w:t xml:space="preserve"> Summer of Code</w:t>
+      </w:r>
+      <w:r>
+        <w:rPr>
+          <w:sz w:val="15"/>
+          <w:szCs w:val="15"/>
+        </w:rPr>
+        <w:tab/>
+      </w:r>
+      <w:r>
+        <w:rPr>
+          <w:sz w:val="15"/>
+          <w:szCs w:val="15"/>
+          <w:lang w:val="en-US"/>
+        </w:rPr>
+        <w:t xml:space="preserve"> </w:t>
+      </w:r>
+      <w:r>
+        <w:rPr>
+          <w:sz w:val="15"/>
+          <w:szCs w:val="15"/>
+          <w:lang w:val="en-US"/>
+        </w:rPr>
+        <w:t>Remote</w:t>
       </w:r>
     </w:p>
     <w:p>
@@ -678,98 +965,16 @@
         </w:numPr>
         <w:spacing w:after="20"/>
         <w:rPr>
-          <w:sz w:val="16"/>
-          <w:szCs w:val="16"/>
-        </w:rPr>
-      </w:pPr>
-      <w:r>
-        <w:rPr>
-          <w:sz w:val="16"/>
-          <w:szCs w:val="16"/>
-        </w:rPr>
-        <w:t>Collaborating with developer community to share knowledge and best practices in cloud architecture</w:t>
-      </w:r>
-    </w:p>
-    <w:p>
-      <w:pPr>
-        <w:tabs>
-          <w:tab w:val="right" w:pos="9360"/>
-        </w:tabs>
-        <w:spacing w:before="80"/>
-        <w:rPr>
-          <w:sz w:val="16"/>
-          <w:szCs w:val="16"/>
-          <w:lang w:val="en-US"/>
-        </w:rPr>
-      </w:pPr>
-      <w:r>
-        <w:rPr>
-          <w:b/>
-          <w:bCs/>
-          <w:sz w:val="16"/>
-          <w:szCs w:val="16"/>
-          <w:lang w:val="en-US"/>
-        </w:rPr>
-        <w:t>GSSoC '25 Contributor</w:t>
-      </w:r>
-      <w:r>
-        <w:tab/>
-      </w:r>
-      <w:r>
-        <w:rPr>
-          <w:sz w:val="16"/>
-          <w:szCs w:val="16"/>
-          <w:lang w:val="en-US"/>
-        </w:rPr>
-        <w:t xml:space="preserve">   </w:t>
-      </w:r>
-      <w:r>
-        <w:rPr>
-          <w:sz w:val="16"/>
-          <w:szCs w:val="16"/>
-          <w:lang w:val="en-US"/>
-        </w:rPr>
-        <w:t>July 2025 – October 2025</w:t>
-      </w:r>
-    </w:p>
-    <w:p>
-      <w:pPr>
-        <w:tabs>
-          <w:tab w:val="right" w:pos="9360"/>
-        </w:tabs>
-        <w:spacing w:after="40"/>
-        <w:rPr>
-          <w:sz w:val="16"/>
-          <w:szCs w:val="16"/>
-          <w:lang w:val="en-US"/>
-        </w:rPr>
-      </w:pPr>
-      <w:r>
-        <w:rPr>
-          <w:sz w:val="16"/>
-          <w:szCs w:val="16"/>
-          <w:lang w:val="en-US"/>
-        </w:rPr>
-        <w:t>GirlScript Summer of Code</w:t>
-      </w:r>
-      <w:r>
-        <w:tab/>
-      </w:r>
-      <w:r>
-        <w:rPr>
-          <w:sz w:val="16"/>
-          <w:szCs w:val="16"/>
-          <w:lang w:val="en-US"/>
-        </w:rPr>
-        <w:t xml:space="preserve"> </w:t>
-      </w:r>
-      <w:r>
-        <w:rPr>
-          <w:sz w:val="16"/>
-          <w:szCs w:val="16"/>
-          <w:lang w:val="en-US"/>
-        </w:rPr>
-        <w:t>Remote</w:t>
+          <w:sz w:val="15"/>
+          <w:szCs w:val="15"/>
+        </w:rPr>
+      </w:pPr>
+      <w:r>
+        <w:rPr>
+          <w:sz w:val="15"/>
+          <w:szCs w:val="15"/>
+        </w:rPr>
+        <w:t>Contributed to open-source projects during one of India's largest open-source programs</w:t>
       </w:r>
     </w:p>
     <w:p>
@@ -781,16 +986,16 @@
         </w:numPr>
         <w:spacing w:after="20"/>
         <w:rPr>
-          <w:sz w:val="16"/>
-          <w:szCs w:val="16"/>
-        </w:rPr>
-      </w:pPr>
-      <w:r>
-        <w:rPr>
-          <w:sz w:val="16"/>
-          <w:szCs w:val="16"/>
-        </w:rPr>
-        <w:t>Contributed to open-source projects during one of India's largest open-source programs</w:t>
+          <w:sz w:val="15"/>
+          <w:szCs w:val="15"/>
+        </w:rPr>
+      </w:pPr>
+      <w:r>
+        <w:rPr>
+          <w:sz w:val="15"/>
+          <w:szCs w:val="15"/>
+        </w:rPr>
+        <w:t>Gained experience in version control, Git workflows, and collaborative software development</w:t>
       </w:r>
     </w:p>
     <w:p>
@@ -802,897 +1007,1200 @@
         </w:numPr>
         <w:spacing w:after="20"/>
         <w:rPr>
-          <w:sz w:val="16"/>
-          <w:szCs w:val="16"/>
-        </w:rPr>
-      </w:pPr>
-      <w:r>
-        <w:rPr>
-          <w:sz w:val="16"/>
-          <w:szCs w:val="16"/>
-        </w:rPr>
-        <w:t>Enhanced code quality through code reviews, testing, and documentation improvements</w:t>
-      </w:r>
-    </w:p>
-    <w:p>
-      <w:pPr>
-        <w:pStyle w:val="ListParagraph"/>
-        <w:numPr>
-          <w:ilvl w:val="0"/>
-          <w:numId w:val="2"/>
-        </w:numPr>
+          <w:sz w:val="15"/>
+          <w:szCs w:val="15"/>
+        </w:rPr>
+      </w:pPr>
+      <w:r>
+        <w:rPr>
+          <w:sz w:val="15"/>
+          <w:szCs w:val="15"/>
+        </w:rPr>
+        <w:t>Improved understanding of software development practices, documentation, and team collaboration.</w:t>
+      </w:r>
+    </w:p>
+    <w:p>
+      <w:pPr>
+        <w:spacing w:before="120" w:after="60"/>
+        <w:rPr>
+          <w:caps/>
+          <w:sz w:val="15"/>
+          <w:szCs w:val="15"/>
+          <w:u w:val="single"/>
+        </w:rPr>
+      </w:pPr>
+    </w:p>
+    <w:p>
+      <w:pPr>
+        <w:spacing w:before="120" w:after="60"/>
+        <w:rPr>
+          <w:caps/>
+          <w:sz w:val="17"/>
+          <w:szCs w:val="17"/>
+          <w:u w:val="single"/>
+        </w:rPr>
+      </w:pPr>
+      <w:r>
+        <w:rPr>
+          <w:caps/>
+          <w:sz w:val="17"/>
+          <w:szCs w:val="17"/>
+          <w:u w:val="single"/>
+        </w:rPr>
+        <w:t>Technical Skills</w:t>
+      </w:r>
+    </w:p>
+    <w:p>
+      <w:pPr>
         <w:spacing w:after="20"/>
         <w:rPr>
-          <w:sz w:val="16"/>
-          <w:szCs w:val="16"/>
-        </w:rPr>
-      </w:pPr>
-      <w:r>
-        <w:rPr>
-          <w:sz w:val="16"/>
-          <w:szCs w:val="16"/>
-        </w:rPr>
-        <w:t>Gained experience in version control, Git workflows, and collaborative software development</w:t>
-      </w:r>
-    </w:p>
-    <w:p>
-      <w:pPr>
-        <w:tabs>
-          <w:tab w:val="right" w:pos="9360"/>
-        </w:tabs>
-        <w:spacing w:before="80" w:after="20"/>
-        <w:rPr>
-          <w:sz w:val="16"/>
-          <w:szCs w:val="16"/>
-          <w:lang w:val="en-US"/>
-        </w:rPr>
-      </w:pPr>
-      <w:r>
-        <w:rPr>
-          <w:b/>
-          <w:bCs/>
-          <w:sz w:val="16"/>
-          <w:szCs w:val="16"/>
-          <w:lang w:val="en-US"/>
-        </w:rPr>
-        <w:t xml:space="preserve">AI/ML Intern </w:t>
+          <w:sz w:val="15"/>
+          <w:szCs w:val="15"/>
+          <w:lang w:val="en-US"/>
+        </w:rPr>
+      </w:pPr>
+      <w:r>
+        <w:rPr>
+          <w:b/>
+          <w:bCs/>
+          <w:sz w:val="15"/>
+          <w:szCs w:val="15"/>
+          <w:lang w:val="en-US"/>
+        </w:rPr>
+        <w:t xml:space="preserve">Programming Languages: </w:t>
+      </w:r>
+      <w:r>
+        <w:rPr>
+          <w:sz w:val="15"/>
+          <w:szCs w:val="15"/>
+          <w:lang w:val="en-US"/>
+        </w:rPr>
+        <w:t>Python, Java, C, C++</w:t>
+      </w:r>
+    </w:p>
+    <w:p>
+      <w:pPr>
+        <w:spacing w:after="20"/>
+        <w:rPr>
+          <w:sz w:val="15"/>
+          <w:szCs w:val="15"/>
+        </w:rPr>
+      </w:pPr>
+      <w:r>
+        <w:rPr>
+          <w:b/>
+          <w:bCs/>
+          <w:sz w:val="15"/>
+          <w:szCs w:val="15"/>
+          <w:lang w:val="en-US"/>
+        </w:rPr>
+        <w:t xml:space="preserve">AIML &amp; </w:t>
+      </w:r>
+      <w:r>
+        <w:rPr>
+          <w:b/>
+          <w:bCs/>
+          <w:sz w:val="15"/>
+          <w:szCs w:val="15"/>
+        </w:rPr>
+        <w:t>Data Science:</w:t>
+      </w:r>
+      <w:r>
+        <w:rPr>
+          <w:sz w:val="15"/>
+          <w:szCs w:val="15"/>
+        </w:rPr>
+        <w:t xml:space="preserve"> </w:t>
+      </w:r>
+      <w:r>
+        <w:rPr>
+          <w:b/>
+          <w:bCs/>
+          <w:sz w:val="15"/>
+          <w:szCs w:val="15"/>
+          <w:lang w:val="en-US"/>
+        </w:rPr>
+        <w:t xml:space="preserve"> </w:t>
+      </w:r>
+      <w:r>
+        <w:rPr>
+          <w:sz w:val="15"/>
+          <w:szCs w:val="15"/>
+        </w:rPr>
+        <w:t xml:space="preserve">Scikit-learn, </w:t>
       </w:r>
       <w:proofErr w:type="spellStart"/>
       <w:r>
         <w:rPr>
-          <w:b/>
-          <w:bCs/>
-          <w:sz w:val="16"/>
-          <w:szCs w:val="16"/>
-          <w:lang w:val="en-US"/>
-        </w:rPr>
-        <w:t>ElevateLabs</w:t>
+          <w:sz w:val="15"/>
+          <w:szCs w:val="15"/>
+        </w:rPr>
+        <w:t>XGBoost</w:t>
       </w:r>
       <w:proofErr w:type="spellEnd"/>
       <w:r>
+        <w:rPr>
+          <w:sz w:val="15"/>
+          <w:szCs w:val="15"/>
+        </w:rPr>
+        <w:t>, NLP, Deep Learning, Feature Engineering, Model Evaluation</w:t>
+      </w:r>
+      <w:r>
+        <w:rPr>
+          <w:sz w:val="15"/>
+          <w:szCs w:val="15"/>
+        </w:rPr>
+        <w:t>, NumPy, Pandas, Matplotlib, EDA</w:t>
+      </w:r>
+    </w:p>
+    <w:p>
+      <w:pPr>
+        <w:spacing w:after="20"/>
+        <w:rPr>
+          <w:sz w:val="15"/>
+          <w:szCs w:val="15"/>
+        </w:rPr>
+      </w:pPr>
+      <w:r>
+        <w:rPr>
+          <w:b/>
+          <w:bCs/>
+          <w:sz w:val="15"/>
+          <w:szCs w:val="15"/>
+        </w:rPr>
+        <w:t>Tools</w:t>
+      </w:r>
+      <w:r>
+        <w:rPr>
+          <w:b/>
+          <w:bCs/>
+          <w:sz w:val="15"/>
+          <w:szCs w:val="15"/>
+        </w:rPr>
+        <w:t xml:space="preserve"> &amp;</w:t>
+      </w:r>
+      <w:proofErr w:type="spellStart"/>
+      <w:r>
+        <w:rPr>
+          <w:b/>
+          <w:bCs/>
+          <w:sz w:val="15"/>
+          <w:szCs w:val="15"/>
+        </w:rPr>
+        <w:t>Technoloies</w:t>
+      </w:r>
+      <w:proofErr w:type="spellEnd"/>
+      <w:r>
+        <w:rPr>
+          <w:b/>
+          <w:bCs/>
+          <w:sz w:val="15"/>
+          <w:szCs w:val="15"/>
+        </w:rPr>
+        <w:t>:</w:t>
+      </w:r>
+      <w:r>
+        <w:rPr>
+          <w:sz w:val="15"/>
+          <w:szCs w:val="15"/>
+        </w:rPr>
+        <w:t xml:space="preserve"> Git, GitHub, Jupyter Notebook, VS Code, Linux</w:t>
+      </w:r>
+      <w:r>
+        <w:rPr>
+          <w:sz w:val="15"/>
+          <w:szCs w:val="15"/>
+        </w:rPr>
+        <w:t xml:space="preserve">, Google Cloud Run, Docker, </w:t>
+      </w:r>
+      <w:proofErr w:type="spellStart"/>
+      <w:r>
+        <w:rPr>
+          <w:sz w:val="15"/>
+          <w:szCs w:val="15"/>
+        </w:rPr>
+        <w:t>FastAPI</w:t>
+      </w:r>
+      <w:proofErr w:type="spellEnd"/>
+      <w:r>
+        <w:rPr>
+          <w:sz w:val="15"/>
+          <w:szCs w:val="15"/>
+        </w:rPr>
+        <w:t>, REST APIs, MySQL</w:t>
+      </w:r>
+    </w:p>
+    <w:p>
+      <w:pPr>
+        <w:spacing w:after="20"/>
+        <w:rPr>
+          <w:sz w:val="15"/>
+          <w:szCs w:val="15"/>
+        </w:rPr>
+      </w:pPr>
+      <w:r>
+        <w:rPr>
+          <w:b/>
+          <w:bCs/>
+          <w:sz w:val="15"/>
+          <w:szCs w:val="15"/>
+        </w:rPr>
+        <w:t xml:space="preserve">Core Computer Science: </w:t>
+      </w:r>
+      <w:r>
+        <w:rPr>
+          <w:sz w:val="15"/>
+          <w:szCs w:val="15"/>
+        </w:rPr>
+        <w:t>Data Structures &amp; Algorithms, Object-Oriented Programming (OOP), Problem Solving</w:t>
+      </w:r>
+      <w:r>
+        <w:rPr>
+          <w:sz w:val="15"/>
+          <w:szCs w:val="15"/>
+        </w:rPr>
+        <w:t>, DBMS</w:t>
+      </w:r>
+    </w:p>
+    <w:p>
+      <w:pPr>
+        <w:spacing w:after="20"/>
+        <w:rPr>
+          <w:sz w:val="15"/>
+          <w:szCs w:val="15"/>
+        </w:rPr>
+      </w:pPr>
+      <w:r>
+        <w:rPr>
+          <w:b/>
+          <w:bCs/>
+          <w:sz w:val="15"/>
+          <w:szCs w:val="15"/>
+        </w:rPr>
+        <w:t xml:space="preserve">Soft Skills: </w:t>
+      </w:r>
+      <w:r>
+        <w:rPr>
+          <w:sz w:val="15"/>
+          <w:szCs w:val="15"/>
+        </w:rPr>
+        <w:t>Analytical Thinking, Team Collaboration, Continuous Learning, Technical Communication</w:t>
+      </w:r>
+    </w:p>
+    <w:p>
+      <w:pPr>
+        <w:spacing w:after="40"/>
+        <w:rPr>
+          <w:sz w:val="15"/>
+          <w:szCs w:val="15"/>
+        </w:rPr>
+      </w:pPr>
+      <w:r>
+        <w:rPr>
+          <w:sz w:val="15"/>
+          <w:szCs w:val="15"/>
+        </w:rPr>
+        <w:t xml:space="preserve"> </w:t>
+      </w:r>
+    </w:p>
+    <w:p>
+      <w:pPr>
+        <w:spacing w:before="120" w:after="60"/>
+        <w:rPr>
+          <w:caps/>
+          <w:sz w:val="17"/>
+          <w:szCs w:val="17"/>
+          <w:u w:val="single"/>
+        </w:rPr>
+      </w:pPr>
+      <w:r>
+        <w:rPr>
+          <w:caps/>
+          <w:sz w:val="17"/>
+          <w:szCs w:val="17"/>
+          <w:u w:val="single"/>
+        </w:rPr>
+        <w:t xml:space="preserve">Projects </w:t>
+      </w:r>
+    </w:p>
+    <w:p>
+      <w:pPr>
+        <w:spacing w:before="40" w:after="20"/>
+        <w:rPr>
+          <w:color w:val="0070C0"/>
+          <w:sz w:val="15"/>
+          <w:szCs w:val="15"/>
+          <w:lang w:val="en-US"/>
+        </w:rPr>
+      </w:pPr>
+      <w:r>
+        <w:rPr>
+          <w:b/>
+          <w:bCs/>
+          <w:sz w:val="15"/>
+          <w:szCs w:val="15"/>
+        </w:rPr>
+        <w:t xml:space="preserve">Fraud Detection Engine                                                                                                                                                                                                         </w:t>
+      </w:r>
+      <w:r>
+        <w:rPr>
+          <w:b/>
+          <w:bCs/>
+          <w:sz w:val="15"/>
+          <w:szCs w:val="15"/>
+        </w:rPr>
+        <w:t xml:space="preserve">   </w:t>
+      </w:r>
+      <w:r>
+        <w:rPr>
+          <w:b/>
+          <w:bCs/>
+          <w:sz w:val="15"/>
+          <w:szCs w:val="15"/>
+        </w:rPr>
         <w:tab/>
-      </w:r>
-      <w:r>
-        <w:rPr>
-          <w:i/>
-          <w:iCs/>
-          <w:sz w:val="16"/>
-          <w:szCs w:val="16"/>
-          <w:lang w:val="en-US"/>
-        </w:rPr>
-        <w:t xml:space="preserve"> </w:t>
-      </w:r>
-      <w:r>
-        <w:rPr>
-          <w:sz w:val="16"/>
-          <w:szCs w:val="16"/>
-          <w:lang w:val="en-US"/>
-        </w:rPr>
-        <w:t xml:space="preserve">January 2026 </w:t>
-      </w:r>
-      <w:r>
-        <w:rPr>
-          <w:sz w:val="16"/>
-          <w:szCs w:val="16"/>
-          <w:lang w:val="en-US"/>
-        </w:rPr>
-        <w:t>–</w:t>
-      </w:r>
-      <w:r>
-        <w:rPr>
-          <w:sz w:val="16"/>
-          <w:szCs w:val="16"/>
-          <w:lang w:val="en-US"/>
-        </w:rPr>
-        <w:t xml:space="preserve"> </w:t>
-      </w:r>
-      <w:r>
-        <w:rPr>
-          <w:sz w:val="16"/>
-          <w:szCs w:val="16"/>
-          <w:lang w:val="en-US"/>
-        </w:rPr>
-        <w:t>April 2026</w:t>
-      </w:r>
-    </w:p>
-    <w:p>
-      <w:pPr>
-        <w:pStyle w:val="ListParagraph"/>
-        <w:numPr>
-          <w:ilvl w:val="0"/>
-          <w:numId w:val="2"/>
-        </w:numPr>
-        <w:rPr>
-          <w:sz w:val="16"/>
-          <w:szCs w:val="16"/>
-        </w:rPr>
-      </w:pPr>
-      <w:r>
-        <w:rPr>
-          <w:sz w:val="16"/>
-          <w:szCs w:val="16"/>
-        </w:rPr>
-        <w:t xml:space="preserve">Developed ML workflows involving preprocessing, EDA, feature engineering, and model evaluation using Python and Scikit-learn. </w:t>
-      </w:r>
-    </w:p>
-    <w:p>
-      <w:pPr>
-        <w:pStyle w:val="ListParagraph"/>
-        <w:numPr>
-          <w:ilvl w:val="0"/>
-          <w:numId w:val="2"/>
-        </w:numPr>
-        <w:rPr>
-          <w:sz w:val="16"/>
-          <w:szCs w:val="16"/>
-        </w:rPr>
-      </w:pPr>
-      <w:r>
-        <w:rPr>
-          <w:sz w:val="16"/>
-          <w:szCs w:val="16"/>
-        </w:rPr>
-        <w:t xml:space="preserve">Implemented hyperparameter optimization using </w:t>
-      </w:r>
-      <w:proofErr w:type="spellStart"/>
-      <w:r>
-        <w:rPr>
-          <w:sz w:val="16"/>
-          <w:szCs w:val="16"/>
-        </w:rPr>
-        <w:t>Optuna</w:t>
-      </w:r>
-      <w:proofErr w:type="spellEnd"/>
-      <w:r>
-        <w:rPr>
-          <w:sz w:val="16"/>
-          <w:szCs w:val="16"/>
-        </w:rPr>
-        <w:t xml:space="preserve"> to improve model performance. </w:t>
-      </w:r>
-    </w:p>
-    <w:p>
-      <w:pPr>
-        <w:pStyle w:val="ListParagraph"/>
-        <w:numPr>
-          <w:ilvl w:val="0"/>
-          <w:numId w:val="2"/>
-        </w:numPr>
-        <w:rPr>
-          <w:sz w:val="16"/>
-          <w:szCs w:val="16"/>
-        </w:rPr>
-      </w:pPr>
-      <w:r>
-        <w:rPr>
-          <w:sz w:val="16"/>
-          <w:szCs w:val="16"/>
-        </w:rPr>
-        <w:t>Built classification models evaluated using Accuracy, Precision, Recall, F1-Score, and ROC-AUC.</w:t>
-      </w:r>
-    </w:p>
-    <w:p>
-      <w:pPr>
-        <w:pStyle w:val="ListParagraph"/>
-        <w:numPr>
-          <w:ilvl w:val="0"/>
-          <w:numId w:val="2"/>
-        </w:numPr>
-        <w:rPr>
-          <w:sz w:val="16"/>
-          <w:szCs w:val="16"/>
-        </w:rPr>
-      </w:pPr>
-      <w:r>
-        <w:rPr>
-          <w:sz w:val="16"/>
-          <w:szCs w:val="16"/>
-        </w:rPr>
-        <w:t>Worked on multiple mini-projects involving preprocessing, feature engineering, and ML model optimization.</w:t>
-      </w:r>
-      <w:r>
-        <w:rPr>
-          <w:sz w:val="16"/>
-          <w:szCs w:val="16"/>
-        </w:rPr>
-        <w:t xml:space="preserve"> </w:t>
-      </w:r>
-    </w:p>
-    <w:p>
-      <w:pPr>
-        <w:spacing w:before="120" w:after="60"/>
-        <w:rPr>
-          <w:caps/>
-          <w:u w:val="single"/>
-        </w:rPr>
-      </w:pPr>
-      <w:r>
-        <w:rPr>
-          <w:caps/>
-          <w:u w:val="single"/>
-        </w:rPr>
-        <w:t>Technical Skills</w:t>
-      </w:r>
-    </w:p>
-    <w:p>
-      <w:pPr>
-        <w:spacing w:after="20"/>
-        <w:rPr>
-          <w:sz w:val="16"/>
-          <w:szCs w:val="16"/>
-          <w:lang w:val="en-US"/>
-        </w:rPr>
-      </w:pPr>
-      <w:r>
-        <w:rPr>
-          <w:b/>
-          <w:bCs/>
-          <w:sz w:val="16"/>
-          <w:szCs w:val="16"/>
-          <w:lang w:val="en-US"/>
-        </w:rPr>
-        <w:t xml:space="preserve">Programming Languages: </w:t>
-      </w:r>
-      <w:r>
-        <w:rPr>
-          <w:sz w:val="16"/>
-          <w:szCs w:val="16"/>
-          <w:lang w:val="en-US"/>
-        </w:rPr>
-        <w:t>Python, Java, C, C++</w:t>
-      </w:r>
-    </w:p>
-    <w:p>
-      <w:pPr>
-        <w:spacing w:after="20"/>
-        <w:rPr>
-          <w:sz w:val="16"/>
-          <w:szCs w:val="16"/>
-          <w:lang w:val="en-US"/>
-        </w:rPr>
-      </w:pPr>
-      <w:r>
-        <w:rPr>
-          <w:b/>
-          <w:bCs/>
-          <w:sz w:val="16"/>
-          <w:szCs w:val="16"/>
-          <w:lang w:val="en-US"/>
-        </w:rPr>
-        <w:t xml:space="preserve">Developer Tools &amp; Platforms: </w:t>
-      </w:r>
-      <w:r>
-        <w:rPr>
-          <w:sz w:val="16"/>
-          <w:szCs w:val="16"/>
-          <w:lang w:val="en-US"/>
-        </w:rPr>
-        <w:t xml:space="preserve">Git, GitHub, VS Code, </w:t>
-      </w:r>
-      <w:proofErr w:type="spellStart"/>
-      <w:r>
-        <w:rPr>
-          <w:sz w:val="16"/>
-          <w:szCs w:val="16"/>
-          <w:lang w:val="en-US"/>
-        </w:rPr>
-        <w:t>Jupyter</w:t>
-      </w:r>
-      <w:proofErr w:type="spellEnd"/>
-      <w:r>
-        <w:rPr>
-          <w:sz w:val="16"/>
-          <w:szCs w:val="16"/>
-          <w:lang w:val="en-US"/>
-        </w:rPr>
-        <w:t xml:space="preserve"> Notebook,</w:t>
-      </w:r>
-      <w:r>
-        <w:rPr>
-          <w:sz w:val="16"/>
-          <w:szCs w:val="16"/>
-          <w:lang w:val="en-US"/>
-        </w:rPr>
-        <w:t xml:space="preserve"> </w:t>
-      </w:r>
-      <w:r>
-        <w:rPr>
-          <w:sz w:val="16"/>
-          <w:szCs w:val="16"/>
-          <w:lang w:val="en-US"/>
-        </w:rPr>
-        <w:t>NumPy, Pandas, Matplotlib, Scikit-learn</w:t>
-      </w:r>
-    </w:p>
-    <w:p>
-      <w:pPr>
-        <w:spacing w:after="20"/>
-      </w:pPr>
-      <w:r>
-        <w:rPr>
-          <w:b/>
-          <w:bCs/>
-          <w:sz w:val="16"/>
-          <w:szCs w:val="16"/>
-          <w:lang w:val="en-US"/>
-        </w:rPr>
-        <w:t xml:space="preserve">Machine Learning &amp; AI: </w:t>
-      </w:r>
-      <w:r>
-        <w:rPr>
-          <w:sz w:val="16"/>
-          <w:szCs w:val="16"/>
-          <w:lang w:val="en-US"/>
-        </w:rPr>
-        <w:t>Machine Learning, Natural Language Processing (NLP), Deep Learning</w:t>
-      </w:r>
-    </w:p>
-    <w:p>
-      <w:pPr>
-        <w:spacing w:after="20"/>
-        <w:rPr>
-          <w:sz w:val="16"/>
-          <w:szCs w:val="16"/>
-        </w:rPr>
-      </w:pPr>
-      <w:r>
-        <w:rPr>
-          <w:b/>
-          <w:bCs/>
-          <w:sz w:val="16"/>
-          <w:szCs w:val="16"/>
-        </w:rPr>
-        <w:t xml:space="preserve">Development: </w:t>
-      </w:r>
-      <w:r>
-        <w:rPr>
-          <w:sz w:val="16"/>
-          <w:szCs w:val="16"/>
-        </w:rPr>
-        <w:t>Object-Oriented Programming (OOP), Problem Solving, Code Optimization</w:t>
-      </w:r>
-      <w:r>
-        <w:rPr>
-          <w:sz w:val="16"/>
-          <w:szCs w:val="16"/>
-        </w:rPr>
-        <w:t>, DSA</w:t>
-      </w:r>
-    </w:p>
-    <w:p>
-      <w:pPr>
-        <w:spacing w:after="20"/>
-        <w:rPr>
-          <w:sz w:val="16"/>
-          <w:szCs w:val="16"/>
-        </w:rPr>
-      </w:pPr>
-      <w:r>
-        <w:rPr>
-          <w:b/>
-          <w:bCs/>
-          <w:sz w:val="16"/>
-          <w:szCs w:val="16"/>
-        </w:rPr>
-        <w:t xml:space="preserve">Soft Skills: </w:t>
-      </w:r>
-      <w:r>
-        <w:rPr>
-          <w:sz w:val="16"/>
-          <w:szCs w:val="16"/>
-        </w:rPr>
-        <w:t>Analytical Thinking, Team Collaboration, Continuous Learning, Technical Communication</w:t>
-      </w:r>
-    </w:p>
-    <w:p>
-      <w:pPr>
-        <w:spacing w:after="40"/>
-        <w:rPr>
-          <w:sz w:val="16"/>
-          <w:szCs w:val="16"/>
-        </w:rPr>
-      </w:pPr>
-      <w:r>
-        <w:rPr>
-          <w:sz w:val="16"/>
-          <w:szCs w:val="16"/>
-        </w:rPr>
-        <w:t xml:space="preserve"> </w:t>
-      </w:r>
-    </w:p>
-    <w:p>
-      <w:pPr>
-        <w:spacing w:before="120" w:after="60"/>
-        <w:rPr>
-          <w:caps/>
-          <w:u w:val="single"/>
-        </w:rPr>
-      </w:pPr>
-      <w:r>
-        <w:rPr>
-          <w:caps/>
-          <w:u w:val="single"/>
-        </w:rPr>
-        <w:t xml:space="preserve">Projects </w:t>
-      </w:r>
-    </w:p>
-    <w:p>
-      <w:pPr>
-        <w:pStyle w:val="ListParagraph"/>
-        <w:rPr>
-          <w:sz w:val="16"/>
-          <w:szCs w:val="16"/>
-          <w:lang w:val="en-US"/>
-        </w:rPr>
-      </w:pPr>
-      <w:hyperlink r:id="rId8" w:history="1">
+        <w:t xml:space="preserve">          </w:t>
+      </w:r>
+      <w:hyperlink r:id="rId9" w:history="1">
         <w:r>
           <w:rPr>
             <w:rStyle w:val="Hyperlink"/>
             <w:b/>
             <w:bCs/>
-            <w:color w:val="auto"/>
-            <w:sz w:val="16"/>
-            <w:szCs w:val="16"/>
+            <w:color w:val="0070C0"/>
+            <w:sz w:val="15"/>
+            <w:szCs w:val="15"/>
           </w:rPr>
-          <w:t>Fraud-Detection-Engine</w:t>
+          <w:t>Link</w:t>
         </w:r>
       </w:hyperlink>
       <w:r>
         <w:rPr>
-          <w:sz w:val="16"/>
-          <w:szCs w:val="16"/>
+          <w:color w:val="0070C0"/>
+          <w:sz w:val="15"/>
+          <w:szCs w:val="15"/>
           <w:lang w:val="en-US"/>
         </w:rPr>
         <w:t xml:space="preserve"> </w:t>
       </w:r>
-      <w:r>
-        <w:rPr>
-          <w:sz w:val="16"/>
-          <w:szCs w:val="16"/>
+    </w:p>
+    <w:p>
+      <w:pPr>
+        <w:spacing w:before="40" w:after="20"/>
+        <w:rPr>
+          <w:sz w:val="15"/>
+          <w:szCs w:val="15"/>
+        </w:rPr>
+      </w:pPr>
+      <w:r>
+        <w:rPr>
+          <w:b/>
+          <w:bCs/>
+          <w:sz w:val="15"/>
+          <w:szCs w:val="15"/>
+        </w:rPr>
+        <w:t>Tech Stack</w:t>
+      </w:r>
+      <w:r>
+        <w:rPr>
+          <w:sz w:val="15"/>
+          <w:szCs w:val="15"/>
+        </w:rPr>
+        <w:t xml:space="preserve">: </w:t>
+      </w:r>
+      <w:r>
+        <w:rPr>
+          <w:sz w:val="15"/>
+          <w:szCs w:val="15"/>
+          <w:u w:val="single"/>
+        </w:rPr>
+        <w:t xml:space="preserve">Python, </w:t>
+      </w:r>
+      <w:proofErr w:type="spellStart"/>
+      <w:r>
+        <w:rPr>
+          <w:sz w:val="15"/>
+          <w:szCs w:val="15"/>
+          <w:u w:val="single"/>
+        </w:rPr>
+        <w:t>XGBoost</w:t>
+      </w:r>
+      <w:proofErr w:type="spellEnd"/>
+      <w:r>
+        <w:rPr>
+          <w:sz w:val="15"/>
+          <w:szCs w:val="15"/>
+          <w:u w:val="single"/>
+        </w:rPr>
+        <w:t xml:space="preserve">, Scikit-learn, </w:t>
+      </w:r>
+      <w:proofErr w:type="spellStart"/>
+      <w:r>
+        <w:rPr>
+          <w:sz w:val="15"/>
+          <w:szCs w:val="15"/>
+          <w:u w:val="single"/>
+        </w:rPr>
+        <w:t>Streamlit</w:t>
+      </w:r>
+      <w:proofErr w:type="spellEnd"/>
+      <w:r>
+        <w:rPr>
+          <w:sz w:val="15"/>
+          <w:szCs w:val="15"/>
+        </w:rPr>
+        <w:t xml:space="preserve"> </w:t>
+      </w:r>
+    </w:p>
+    <w:p>
+      <w:pPr>
+        <w:spacing w:before="40" w:after="20"/>
+        <w:rPr>
+          <w:sz w:val="15"/>
+          <w:szCs w:val="15"/>
+        </w:rPr>
+      </w:pPr>
+      <w:r>
+        <w:rPr>
+          <w:sz w:val="15"/>
+          <w:szCs w:val="15"/>
+        </w:rPr>
+        <w:t xml:space="preserve">• Built an end-to-end fraud detection system on imbalanced financial transaction data. </w:t>
+      </w:r>
+    </w:p>
+    <w:p>
+      <w:pPr>
+        <w:spacing w:before="40" w:after="20"/>
+        <w:rPr>
+          <w:sz w:val="15"/>
+          <w:szCs w:val="15"/>
+        </w:rPr>
+      </w:pPr>
+      <w:r>
+        <w:rPr>
+          <w:sz w:val="15"/>
+          <w:szCs w:val="15"/>
+        </w:rPr>
+        <w:t xml:space="preserve">• Performed feature engineering, preprocessing, stratified validation, and threshold optimization. </w:t>
+      </w:r>
+    </w:p>
+    <w:p>
+      <w:pPr>
+        <w:spacing w:before="40" w:after="20"/>
+        <w:rPr>
+          <w:sz w:val="15"/>
+          <w:szCs w:val="15"/>
+        </w:rPr>
+      </w:pPr>
+      <w:r>
+        <w:rPr>
+          <w:sz w:val="15"/>
+          <w:szCs w:val="15"/>
+        </w:rPr>
+        <w:t xml:space="preserve">• Achieved ROC-AUC of 83.86%, precision of approximately 90%, and recall of approximately 70%. </w:t>
+      </w:r>
+    </w:p>
+    <w:p>
+      <w:pPr>
+        <w:spacing w:before="40" w:after="20"/>
+        <w:rPr>
+          <w:sz w:val="15"/>
+          <w:szCs w:val="15"/>
+          <w:lang w:val="en-US"/>
+        </w:rPr>
+      </w:pPr>
+      <w:r>
+        <w:rPr>
+          <w:sz w:val="15"/>
+          <w:szCs w:val="15"/>
+        </w:rPr>
+        <w:t xml:space="preserve">• Developed and deployed an interactive </w:t>
+      </w:r>
+      <w:proofErr w:type="spellStart"/>
+      <w:r>
+        <w:rPr>
+          <w:sz w:val="15"/>
+          <w:szCs w:val="15"/>
+        </w:rPr>
+        <w:t>Streamlit</w:t>
+      </w:r>
+      <w:proofErr w:type="spellEnd"/>
+      <w:r>
+        <w:rPr>
+          <w:sz w:val="15"/>
+          <w:szCs w:val="15"/>
+        </w:rPr>
+        <w:t xml:space="preserve"> dashboard for real-time prediction.</w:t>
+      </w:r>
+    </w:p>
+    <w:p>
+      <w:pPr>
+        <w:spacing w:before="40" w:after="20"/>
+        <w:rPr>
+          <w:sz w:val="15"/>
+          <w:szCs w:val="15"/>
+        </w:rPr>
+      </w:pPr>
+    </w:p>
+    <w:p>
+      <w:pPr>
+        <w:spacing w:before="40" w:after="20"/>
+        <w:rPr>
+          <w:sz w:val="15"/>
+          <w:szCs w:val="15"/>
+        </w:rPr>
+      </w:pPr>
+      <w:r>
+        <w:rPr>
+          <w:b/>
+          <w:bCs/>
+          <w:sz w:val="15"/>
+          <w:szCs w:val="15"/>
+        </w:rPr>
+        <w:t xml:space="preserve">AI-Powered Astronomical Image Retrieval </w:t>
+      </w:r>
+      <w:proofErr w:type="gramStart"/>
+      <w:r>
+        <w:rPr>
+          <w:b/>
+          <w:bCs/>
+          <w:sz w:val="15"/>
+          <w:szCs w:val="15"/>
+        </w:rPr>
+        <w:t>System</w:t>
+      </w:r>
+      <w:r>
+        <w:rPr>
+          <w:b/>
+          <w:bCs/>
+          <w:sz w:val="15"/>
+          <w:szCs w:val="15"/>
+        </w:rPr>
+        <w:t xml:space="preserve">  </w:t>
+      </w:r>
+      <w:r>
+        <w:rPr>
+          <w:b/>
+          <w:bCs/>
+          <w:sz w:val="15"/>
+          <w:szCs w:val="15"/>
+        </w:rPr>
+        <w:tab/>
+      </w:r>
+      <w:proofErr w:type="gramEnd"/>
+      <w:r>
+        <w:rPr>
+          <w:b/>
+          <w:bCs/>
+          <w:sz w:val="15"/>
+          <w:szCs w:val="15"/>
+        </w:rPr>
+        <w:tab/>
+      </w:r>
+      <w:r>
+        <w:rPr>
+          <w:b/>
+          <w:bCs/>
+          <w:sz w:val="15"/>
+          <w:szCs w:val="15"/>
+        </w:rPr>
+        <w:tab/>
+      </w:r>
+      <w:r>
+        <w:rPr>
+          <w:b/>
+          <w:bCs/>
+          <w:sz w:val="15"/>
+          <w:szCs w:val="15"/>
+        </w:rPr>
+        <w:tab/>
+      </w:r>
+      <w:r>
+        <w:rPr>
+          <w:b/>
+          <w:bCs/>
+          <w:sz w:val="15"/>
+          <w:szCs w:val="15"/>
+        </w:rPr>
+        <w:tab/>
+      </w:r>
+      <w:r>
+        <w:rPr>
+          <w:b/>
+          <w:bCs/>
+          <w:sz w:val="15"/>
+          <w:szCs w:val="15"/>
+        </w:rPr>
+        <w:tab/>
+      </w:r>
+      <w:r>
+        <w:rPr>
+          <w:b/>
+          <w:bCs/>
+          <w:sz w:val="15"/>
+          <w:szCs w:val="15"/>
+        </w:rPr>
+        <w:tab/>
+      </w:r>
+      <w:r>
+        <w:rPr>
+          <w:b/>
+          <w:bCs/>
+          <w:sz w:val="15"/>
+          <w:szCs w:val="15"/>
+        </w:rPr>
+        <w:tab/>
+      </w:r>
+      <w:r>
+        <w:rPr>
+          <w:b/>
+          <w:bCs/>
+          <w:sz w:val="15"/>
+          <w:szCs w:val="15"/>
+        </w:rPr>
+        <w:tab/>
+        <w:t xml:space="preserve">         </w:t>
+      </w:r>
+      <w:r>
+        <w:rPr>
+          <w:b/>
+          <w:bCs/>
+          <w:sz w:val="15"/>
+          <w:szCs w:val="15"/>
+        </w:rPr>
+        <w:t xml:space="preserve"> </w:t>
+      </w:r>
+      <w:hyperlink r:id="rId10" w:history="1">
+        <w:r>
+          <w:rPr>
+            <w:rStyle w:val="Hyperlink"/>
+            <w:b/>
+            <w:bCs/>
+            <w:sz w:val="15"/>
+            <w:szCs w:val="15"/>
+          </w:rPr>
+          <w:t>Link</w:t>
+        </w:r>
+      </w:hyperlink>
+      <w:r>
+        <w:rPr>
+          <w:sz w:val="15"/>
+          <w:szCs w:val="15"/>
+        </w:rPr>
+        <w:br/>
+      </w:r>
+      <w:r>
+        <w:rPr>
+          <w:b/>
+          <w:bCs/>
+          <w:sz w:val="15"/>
+          <w:szCs w:val="15"/>
+        </w:rPr>
+        <w:t>Tech Stack:</w:t>
+      </w:r>
+      <w:r>
+        <w:rPr>
+          <w:sz w:val="15"/>
+          <w:szCs w:val="15"/>
+        </w:rPr>
+        <w:t xml:space="preserve"> Python, </w:t>
+      </w:r>
+      <w:proofErr w:type="spellStart"/>
+      <w:r>
+        <w:rPr>
+          <w:sz w:val="15"/>
+          <w:szCs w:val="15"/>
+        </w:rPr>
+        <w:t>FastAPI</w:t>
+      </w:r>
+      <w:proofErr w:type="spellEnd"/>
+      <w:r>
+        <w:rPr>
+          <w:sz w:val="15"/>
+          <w:szCs w:val="15"/>
+        </w:rPr>
+        <w:t xml:space="preserve">, React.js, MySQL, </w:t>
+      </w:r>
+      <w:proofErr w:type="spellStart"/>
+      <w:r>
+        <w:rPr>
+          <w:sz w:val="15"/>
+          <w:szCs w:val="15"/>
+        </w:rPr>
+        <w:t>Astropy</w:t>
+      </w:r>
+      <w:proofErr w:type="spellEnd"/>
+    </w:p>
+    <w:p>
+      <w:pPr>
+        <w:spacing w:before="40" w:after="20"/>
+        <w:rPr>
+          <w:sz w:val="15"/>
+          <w:szCs w:val="15"/>
+        </w:rPr>
+      </w:pPr>
+      <w:r>
+        <w:rPr>
+          <w:sz w:val="15"/>
+          <w:szCs w:val="15"/>
+        </w:rPr>
+        <w:t>•  Developed an AI-powered system for archiving and retrieving astronomical FITS images using metadata and intelligent search techniques</w:t>
+      </w:r>
+    </w:p>
+    <w:p>
+      <w:pPr>
+        <w:spacing w:before="40" w:after="20"/>
+        <w:rPr>
+          <w:sz w:val="15"/>
+          <w:szCs w:val="15"/>
+        </w:rPr>
+      </w:pPr>
+      <w:r>
+        <w:rPr>
+          <w:sz w:val="15"/>
+          <w:szCs w:val="15"/>
+        </w:rPr>
+        <w:t xml:space="preserve">•  </w:t>
+      </w:r>
+      <w:r>
+        <w:rPr>
+          <w:sz w:val="15"/>
+          <w:szCs w:val="15"/>
+        </w:rPr>
+        <w:t xml:space="preserve">Automated FITS metadata extraction with </w:t>
+      </w:r>
+      <w:proofErr w:type="spellStart"/>
+      <w:r>
+        <w:rPr>
+          <w:sz w:val="15"/>
+          <w:szCs w:val="15"/>
+        </w:rPr>
+        <w:t>Astropy</w:t>
+      </w:r>
+      <w:proofErr w:type="spellEnd"/>
+      <w:r>
+        <w:rPr>
+          <w:sz w:val="15"/>
+          <w:szCs w:val="15"/>
+        </w:rPr>
+        <w:t xml:space="preserve"> and designed a normalized MySQL database to efficiently index astronomical observations.</w:t>
+      </w:r>
+    </w:p>
+    <w:p>
+      <w:pPr>
+        <w:spacing w:before="40" w:after="20"/>
+        <w:rPr>
+          <w:sz w:val="15"/>
+          <w:szCs w:val="15"/>
+        </w:rPr>
+      </w:pPr>
+      <w:r>
+        <w:rPr>
+          <w:sz w:val="15"/>
+          <w:szCs w:val="15"/>
+        </w:rPr>
+        <w:t>•  Built REST APIs and a React.js interface enabling image upload, indexing, filtering, and multi-parameter search across archived datasets.</w:t>
+      </w:r>
+    </w:p>
+    <w:p>
+      <w:pPr>
+        <w:spacing w:before="40" w:after="20"/>
+        <w:rPr>
+          <w:sz w:val="15"/>
+          <w:szCs w:val="15"/>
+        </w:rPr>
+      </w:pPr>
+      <w:r>
+        <w:rPr>
+          <w:sz w:val="15"/>
+          <w:szCs w:val="15"/>
+        </w:rPr>
+        <w:t>•  Integrated AI-assisted natural language search to simplify astronomical image discovery and improve retrieval efficiency</w:t>
+      </w:r>
+    </w:p>
+    <w:p>
+      <w:pPr>
+        <w:spacing w:before="40" w:after="20"/>
+        <w:rPr>
+          <w:sz w:val="15"/>
+          <w:szCs w:val="15"/>
+        </w:rPr>
+      </w:pPr>
+    </w:p>
+    <w:p>
+      <w:pPr>
+        <w:spacing w:before="40" w:after="20"/>
+        <w:rPr>
+          <w:b/>
+          <w:bCs/>
+          <w:color w:val="0070C0"/>
+          <w:sz w:val="15"/>
+          <w:szCs w:val="15"/>
+        </w:rPr>
+      </w:pPr>
+      <w:r>
+        <w:rPr>
+          <w:b/>
+          <w:bCs/>
+          <w:sz w:val="15"/>
+          <w:szCs w:val="15"/>
+        </w:rPr>
+        <w:t xml:space="preserve">End-to-End ML Pipeline with Cloud Deployment                                                                                                                                                               </w:t>
+      </w:r>
+      <w:r>
+        <w:rPr>
+          <w:b/>
+          <w:bCs/>
+          <w:sz w:val="15"/>
+          <w:szCs w:val="15"/>
+        </w:rPr>
+        <w:t xml:space="preserve">                 </w:t>
+      </w:r>
+      <w:hyperlink r:id="rId11" w:history="1">
+        <w:r>
+          <w:rPr>
+            <w:rStyle w:val="Hyperlink"/>
+            <w:b/>
+            <w:bCs/>
+            <w:sz w:val="15"/>
+            <w:szCs w:val="15"/>
+          </w:rPr>
+          <w:t>Link</w:t>
+        </w:r>
+      </w:hyperlink>
+    </w:p>
+    <w:p>
+      <w:pPr>
+        <w:spacing w:before="40" w:after="20"/>
+        <w:rPr>
+          <w:sz w:val="15"/>
+          <w:szCs w:val="15"/>
+        </w:rPr>
+      </w:pPr>
+      <w:r>
+        <w:rPr>
+          <w:b/>
+          <w:bCs/>
+          <w:sz w:val="15"/>
+          <w:szCs w:val="15"/>
+        </w:rPr>
+        <w:t>Tech Stack</w:t>
+      </w:r>
+      <w:r>
+        <w:rPr>
+          <w:sz w:val="15"/>
+          <w:szCs w:val="15"/>
+        </w:rPr>
+        <w:t xml:space="preserve">: </w:t>
+      </w:r>
+      <w:proofErr w:type="spellStart"/>
+      <w:r>
+        <w:rPr>
+          <w:sz w:val="15"/>
+          <w:szCs w:val="15"/>
+          <w:u w:val="single"/>
+        </w:rPr>
+        <w:t>FastAPI</w:t>
+      </w:r>
+      <w:proofErr w:type="spellEnd"/>
+      <w:r>
+        <w:rPr>
+          <w:sz w:val="15"/>
+          <w:szCs w:val="15"/>
+          <w:u w:val="single"/>
+        </w:rPr>
+        <w:t xml:space="preserve">, Docker, </w:t>
+      </w:r>
+      <w:proofErr w:type="spellStart"/>
+      <w:r>
+        <w:rPr>
+          <w:sz w:val="15"/>
+          <w:szCs w:val="15"/>
+          <w:u w:val="single"/>
+        </w:rPr>
+        <w:t>XGBoost</w:t>
+      </w:r>
+      <w:proofErr w:type="spellEnd"/>
+      <w:r>
+        <w:rPr>
+          <w:sz w:val="15"/>
+          <w:szCs w:val="15"/>
+          <w:u w:val="single"/>
+        </w:rPr>
+        <w:t>, Google Cloud Run, Python</w:t>
+      </w:r>
+      <w:r>
+        <w:rPr>
+          <w:sz w:val="15"/>
+          <w:szCs w:val="15"/>
+        </w:rPr>
+        <w:t xml:space="preserve"> </w:t>
+      </w:r>
+    </w:p>
+    <w:p>
+      <w:pPr>
+        <w:spacing w:before="40" w:after="20"/>
+        <w:rPr>
+          <w:sz w:val="15"/>
+          <w:szCs w:val="15"/>
+        </w:rPr>
+      </w:pPr>
+      <w:r>
+        <w:rPr>
+          <w:sz w:val="15"/>
+          <w:szCs w:val="15"/>
+        </w:rPr>
+        <w:t xml:space="preserve">• Developed and deployed a machine learning prediction API using </w:t>
+      </w:r>
+      <w:proofErr w:type="spellStart"/>
+      <w:r>
+        <w:rPr>
+          <w:sz w:val="15"/>
+          <w:szCs w:val="15"/>
+        </w:rPr>
+        <w:t>FastAPI</w:t>
+      </w:r>
+      <w:proofErr w:type="spellEnd"/>
+      <w:r>
+        <w:rPr>
+          <w:sz w:val="15"/>
+          <w:szCs w:val="15"/>
+        </w:rPr>
+        <w:t xml:space="preserve"> and Docker. </w:t>
+      </w:r>
+    </w:p>
+    <w:p>
+      <w:pPr>
+        <w:spacing w:before="40" w:after="20"/>
+        <w:rPr>
+          <w:sz w:val="15"/>
+          <w:szCs w:val="15"/>
+        </w:rPr>
+      </w:pPr>
+      <w:r>
+        <w:rPr>
+          <w:sz w:val="15"/>
+          <w:szCs w:val="15"/>
+        </w:rPr>
+        <w:t xml:space="preserve">• Designed an end-to-end workflow covering preprocessing, model training, evaluation, containerization, and cloud deployment. </w:t>
+      </w:r>
+    </w:p>
+    <w:p>
+      <w:pPr>
+        <w:spacing w:before="40" w:after="20"/>
+        <w:rPr>
+          <w:sz w:val="15"/>
+          <w:szCs w:val="15"/>
+        </w:rPr>
+      </w:pPr>
+      <w:r>
+        <w:rPr>
+          <w:sz w:val="15"/>
+          <w:szCs w:val="15"/>
+        </w:rPr>
+        <w:t xml:space="preserve">• Deployed the application on Google Cloud Run and exposed predictions through a REST API. </w:t>
+      </w:r>
+    </w:p>
+    <w:p>
+      <w:pPr>
+        <w:spacing w:before="40" w:after="20"/>
+        <w:rPr>
+          <w:sz w:val="15"/>
+          <w:szCs w:val="15"/>
+        </w:rPr>
+      </w:pPr>
+      <w:r>
+        <w:rPr>
+          <w:sz w:val="15"/>
+          <w:szCs w:val="15"/>
+        </w:rPr>
+        <w:t>• Achieved ROC-AUC of 84.14% on the evaluation dataset.</w:t>
+      </w:r>
+    </w:p>
+    <w:p>
+      <w:pPr>
+        <w:spacing w:before="40" w:after="20"/>
+        <w:rPr>
+          <w:sz w:val="15"/>
+          <w:szCs w:val="15"/>
+          <w:lang w:val="en-US"/>
+        </w:rPr>
+      </w:pPr>
+    </w:p>
+    <w:p>
+      <w:pPr>
+        <w:spacing w:before="120" w:after="60"/>
+        <w:rPr>
+          <w:caps/>
+          <w:sz w:val="17"/>
+          <w:szCs w:val="17"/>
+          <w:u w:val="single"/>
+        </w:rPr>
+      </w:pPr>
+      <w:r>
+        <w:rPr>
+          <w:caps/>
+          <w:sz w:val="17"/>
+          <w:szCs w:val="17"/>
+          <w:u w:val="single"/>
+        </w:rPr>
+        <w:t>Achievements &amp; activities</w:t>
+      </w:r>
+    </w:p>
+    <w:p>
+      <w:pPr>
+        <w:spacing w:before="120" w:after="60"/>
+        <w:rPr>
+          <w:sz w:val="15"/>
+          <w:szCs w:val="15"/>
+        </w:rPr>
+      </w:pPr>
+      <w:r>
+        <w:rPr>
+          <w:b/>
+          <w:bCs/>
+          <w:sz w:val="15"/>
+          <w:szCs w:val="15"/>
+        </w:rPr>
+        <w:t>CBSE Merit Certificate (Top 0.1%)</w:t>
+      </w:r>
+      <w:r>
+        <w:rPr>
+          <w:sz w:val="15"/>
+          <w:szCs w:val="15"/>
+        </w:rPr>
+        <w:t xml:space="preserve"> – Awarded in both Class X and Class XII for outstanding academic performance.</w:t>
+      </w:r>
+    </w:p>
+    <w:p>
+      <w:pPr>
+        <w:spacing w:before="40" w:after="20"/>
+        <w:rPr>
+          <w:sz w:val="15"/>
+          <w:szCs w:val="15"/>
+        </w:rPr>
+      </w:pPr>
+      <w:proofErr w:type="spellStart"/>
+      <w:r>
+        <w:rPr>
+          <w:b/>
+          <w:bCs/>
+          <w:sz w:val="15"/>
+          <w:szCs w:val="15"/>
+          <w:lang w:val="en-US"/>
+        </w:rPr>
+        <w:t>Leetcode</w:t>
+      </w:r>
+      <w:proofErr w:type="spellEnd"/>
+      <w:r>
+        <w:rPr>
+          <w:b/>
+          <w:bCs/>
+          <w:sz w:val="15"/>
+          <w:szCs w:val="15"/>
           <w:lang w:val="en-US"/>
         </w:rPr>
         <w:t>:</w:t>
       </w:r>
-    </w:p>
-    <w:p>
-      <w:pPr>
-        <w:pStyle w:val="ListParagraph"/>
-        <w:rPr>
-          <w:sz w:val="16"/>
-          <w:szCs w:val="16"/>
-          <w:lang w:val="en-US"/>
-        </w:rPr>
-      </w:pPr>
-      <w:r>
-        <w:rPr>
-          <w:sz w:val="16"/>
-          <w:szCs w:val="16"/>
-          <w:lang w:val="en-US"/>
-        </w:rPr>
-        <w:t>-</w:t>
-      </w:r>
-      <w:r>
-        <w:rPr>
-          <w:sz w:val="16"/>
-          <w:szCs w:val="16"/>
-          <w:lang w:val="en-US"/>
-        </w:rPr>
-        <w:t xml:space="preserve"> Built an end-to-end fraud detection system using </w:t>
+      <w:r>
+        <w:rPr>
+          <w:sz w:val="15"/>
+          <w:szCs w:val="15"/>
+        </w:rPr>
+        <w:t xml:space="preserve"> Solved 200+ Data Structures &amp; Algorithms problems, strengthening problem-solving, algorithmic thinking, and coding efficiency </w:t>
+      </w:r>
+    </w:p>
+    <w:p>
+      <w:pPr>
+        <w:spacing w:before="40" w:after="20"/>
+        <w:rPr>
+          <w:sz w:val="15"/>
+          <w:szCs w:val="15"/>
+        </w:rPr>
+      </w:pPr>
+      <w:r>
+        <w:rPr>
+          <w:b/>
+          <w:bCs/>
+          <w:sz w:val="15"/>
+          <w:szCs w:val="15"/>
+        </w:rPr>
+        <w:t xml:space="preserve">Google Cloud Arcade '25 Participant: </w:t>
+      </w:r>
+      <w:r>
+        <w:rPr>
+          <w:sz w:val="15"/>
+          <w:szCs w:val="15"/>
+        </w:rPr>
+        <w:t>Completing practical cloud computing challenges and earning skill badges in GCP services.</w:t>
+      </w:r>
+    </w:p>
+    <w:p>
+      <w:pPr>
+        <w:spacing w:before="40" w:after="20"/>
+        <w:rPr>
+          <w:sz w:val="15"/>
+          <w:szCs w:val="15"/>
+          <w:lang w:val="en-US"/>
+        </w:rPr>
+      </w:pPr>
+      <w:proofErr w:type="gramStart"/>
+      <w:r>
+        <w:rPr>
+          <w:b/>
+          <w:bCs/>
+          <w:sz w:val="15"/>
+          <w:szCs w:val="15"/>
+          <w:lang w:val="en-US"/>
+        </w:rPr>
+        <w:t>Open Source</w:t>
+      </w:r>
+      <w:proofErr w:type="gramEnd"/>
+      <w:r>
+        <w:rPr>
+          <w:b/>
+          <w:bCs/>
+          <w:sz w:val="15"/>
+          <w:szCs w:val="15"/>
+          <w:lang w:val="en-US"/>
+        </w:rPr>
+        <w:t xml:space="preserve"> Contributor: </w:t>
+      </w:r>
+      <w:r>
+        <w:rPr>
+          <w:sz w:val="15"/>
+          <w:szCs w:val="15"/>
+          <w:lang w:val="en-US"/>
+        </w:rPr>
+        <w:t xml:space="preserve">Actively contributed to open-source projects through </w:t>
       </w:r>
       <w:proofErr w:type="spellStart"/>
       <w:r>
         <w:rPr>
-          <w:sz w:val="16"/>
-          <w:szCs w:val="16"/>
-          <w:lang w:val="en-US"/>
-        </w:rPr>
-        <w:t>XGBoost</w:t>
+          <w:sz w:val="15"/>
+          <w:szCs w:val="15"/>
+          <w:lang w:val="en-US"/>
+        </w:rPr>
+        <w:t>GSSoC</w:t>
       </w:r>
       <w:proofErr w:type="spellEnd"/>
       <w:r>
         <w:rPr>
-          <w:sz w:val="16"/>
-          <w:szCs w:val="16"/>
-          <w:lang w:val="en-US"/>
-        </w:rPr>
-        <w:t xml:space="preserve"> for imbalanced classification.</w:t>
-      </w:r>
-    </w:p>
-    <w:p>
-      <w:pPr>
-        <w:pStyle w:val="ListParagraph"/>
-        <w:rPr>
-          <w:sz w:val="16"/>
-          <w:szCs w:val="16"/>
-          <w:lang w:val="en-US"/>
-        </w:rPr>
-      </w:pPr>
-      <w:r>
-        <w:rPr>
-          <w:sz w:val="16"/>
-          <w:szCs w:val="16"/>
-          <w:lang w:val="en-US"/>
-        </w:rPr>
-        <w:t>- Implemented preprocessing, stratified train-test split, and business cost-sensitive threshold tuning.</w:t>
-      </w:r>
-    </w:p>
-    <w:p>
-      <w:pPr>
-        <w:pStyle w:val="ListParagraph"/>
-        <w:rPr>
-          <w:sz w:val="16"/>
-          <w:szCs w:val="16"/>
-          <w:lang w:val="en-US"/>
-        </w:rPr>
-      </w:pPr>
-      <w:r>
-        <w:rPr>
-          <w:sz w:val="16"/>
-          <w:szCs w:val="16"/>
-          <w:lang w:val="en-US"/>
-        </w:rPr>
-        <w:t xml:space="preserve">- Achieved ROC-AUC of 83.86% with ~90% precision and optimized recall (~70%) using </w:t>
-      </w:r>
-      <w:proofErr w:type="spellStart"/>
-      <w:r>
-        <w:rPr>
-          <w:sz w:val="16"/>
-          <w:szCs w:val="16"/>
-          <w:lang w:val="en-US"/>
-        </w:rPr>
-        <w:t>Streamlit</w:t>
-      </w:r>
-      <w:proofErr w:type="spellEnd"/>
-      <w:r>
-        <w:rPr>
-          <w:sz w:val="16"/>
-          <w:szCs w:val="16"/>
-          <w:lang w:val="en-US"/>
-        </w:rPr>
-        <w:t xml:space="preserve"> deployment.</w:t>
-      </w:r>
-    </w:p>
-    <w:p>
-      <w:pPr>
-        <w:spacing w:before="40" w:after="20"/>
-        <w:rPr>
-          <w:rStyle w:val="Hyperlink"/>
-          <w:color w:val="000000" w:themeColor="text1"/>
-          <w:sz w:val="16"/>
-          <w:szCs w:val="16"/>
-        </w:rPr>
-      </w:pPr>
-      <w:r>
-        <w:rPr>
-          <w:b/>
-          <w:bCs/>
-          <w:color w:val="000000" w:themeColor="text1"/>
-          <w:sz w:val="16"/>
-          <w:szCs w:val="16"/>
-        </w:rPr>
-        <w:fldChar w:fldCharType="begin"/>
-      </w:r>
-      <w:r>
-        <w:rPr>
-          <w:b/>
-          <w:bCs/>
-          <w:color w:val="000000" w:themeColor="text1"/>
-          <w:sz w:val="16"/>
-          <w:szCs w:val="16"/>
-        </w:rPr>
-        <w:instrText>HYPERLINK "https://github.com/KrishVerma6797/NEXT_WORD_PREDICTOR"</w:instrText>
-      </w:r>
-      <w:r>
-        <w:rPr>
-          <w:b/>
-          <w:bCs/>
-          <w:color w:val="000000" w:themeColor="text1"/>
-          <w:sz w:val="16"/>
-          <w:szCs w:val="16"/>
-        </w:rPr>
-      </w:r>
-      <w:r>
-        <w:rPr>
-          <w:b/>
-          <w:bCs/>
-          <w:color w:val="000000" w:themeColor="text1"/>
-          <w:sz w:val="16"/>
-          <w:szCs w:val="16"/>
-        </w:rPr>
-        <w:fldChar w:fldCharType="separate"/>
-      </w:r>
-      <w:r>
-        <w:rPr>
-          <w:rStyle w:val="Hyperlink"/>
-          <w:b/>
-          <w:bCs/>
-          <w:color w:val="000000" w:themeColor="text1"/>
-          <w:sz w:val="16"/>
-          <w:szCs w:val="16"/>
-        </w:rPr>
-        <w:t>Next Word P</w:t>
-      </w:r>
-      <w:r>
-        <w:rPr>
-          <w:rStyle w:val="Hyperlink"/>
-          <w:b/>
-          <w:bCs/>
-          <w:color w:val="000000" w:themeColor="text1"/>
-          <w:sz w:val="16"/>
-          <w:szCs w:val="16"/>
-        </w:rPr>
-        <w:t>r</w:t>
-      </w:r>
-      <w:r>
-        <w:rPr>
-          <w:rStyle w:val="Hyperlink"/>
-          <w:b/>
-          <w:bCs/>
-          <w:color w:val="000000" w:themeColor="text1"/>
-          <w:sz w:val="16"/>
-          <w:szCs w:val="16"/>
-        </w:rPr>
-        <w:t>edictor</w:t>
-      </w:r>
-    </w:p>
-    <w:p>
-      <w:pPr>
-        <w:pStyle w:val="ListParagraph"/>
-        <w:rPr>
-          <w:sz w:val="16"/>
-          <w:szCs w:val="16"/>
-        </w:rPr>
-      </w:pPr>
-      <w:r>
-        <w:rPr>
-          <w:b/>
-          <w:bCs/>
-          <w:color w:val="000000" w:themeColor="text1"/>
-          <w:sz w:val="16"/>
-          <w:szCs w:val="16"/>
-        </w:rPr>
-        <w:fldChar w:fldCharType="end"/>
-      </w:r>
-      <w:r>
-        <w:rPr>
-          <w:sz w:val="16"/>
-          <w:szCs w:val="16"/>
-        </w:rPr>
-        <w:t xml:space="preserve">Implemented an NLP language </w:t>
-      </w:r>
-      <w:proofErr w:type="spellStart"/>
-      <w:r>
-        <w:rPr>
-          <w:sz w:val="16"/>
-          <w:szCs w:val="16"/>
-        </w:rPr>
-        <w:t>modeling</w:t>
-      </w:r>
-      <w:proofErr w:type="spellEnd"/>
-      <w:r>
-        <w:rPr>
-          <w:sz w:val="16"/>
-          <w:szCs w:val="16"/>
-        </w:rPr>
-        <w:t xml:space="preserve"> system using LSTM architecture for next-word prediction, leveraging text preprocessing, tokenization, embedding layers, and sequence learning.</w:t>
-      </w:r>
-    </w:p>
-    <w:p>
-      <w:pPr>
-        <w:pStyle w:val="ListParagraph"/>
-        <w:rPr>
-          <w:sz w:val="16"/>
-          <w:szCs w:val="16"/>
-          <w:lang w:val="en-US"/>
-        </w:rPr>
-      </w:pPr>
-    </w:p>
-    <w:p>
-      <w:pPr>
-        <w:spacing w:before="120" w:after="60"/>
-        <w:rPr>
-          <w:caps/>
-          <w:u w:val="single"/>
-        </w:rPr>
-      </w:pPr>
-      <w:r>
-        <w:rPr>
-          <w:caps/>
-          <w:u w:val="single"/>
-        </w:rPr>
-        <w:t>Achievements &amp; activities</w:t>
-      </w:r>
-    </w:p>
-    <w:p>
-      <w:pPr>
-        <w:spacing w:before="120" w:after="60"/>
-      </w:pPr>
-      <w:r>
-        <w:rPr>
-          <w:b/>
-          <w:bCs/>
-          <w:sz w:val="16"/>
-          <w:szCs w:val="16"/>
-        </w:rPr>
-        <w:t>CBSE Merit Certificate (Top 0.1%)</w:t>
-      </w:r>
-      <w:r>
-        <w:rPr>
-          <w:sz w:val="16"/>
-          <w:szCs w:val="16"/>
-        </w:rPr>
-        <w:t xml:space="preserve"> – Awarded in both Class X and Class XII for outstanding academic performance.</w:t>
-      </w:r>
-    </w:p>
-    <w:p>
-      <w:pPr>
-        <w:spacing w:before="40" w:after="20"/>
-        <w:rPr>
-          <w:sz w:val="16"/>
-          <w:szCs w:val="16"/>
-        </w:rPr>
-      </w:pPr>
-      <w:r>
-        <w:rPr>
-          <w:b/>
-          <w:bCs/>
-          <w:sz w:val="16"/>
-          <w:szCs w:val="16"/>
-          <w:lang w:val="en-US"/>
-        </w:rPr>
-        <w:t xml:space="preserve">Active LeetCode Practitioner: </w:t>
-      </w:r>
-      <w:r>
-        <w:rPr>
-          <w:sz w:val="16"/>
-          <w:szCs w:val="16"/>
-          <w:lang w:val="en-US"/>
-        </w:rPr>
-        <w:t>Consistently solving Data Structures &amp; Algorithms problems to enhance problem-solving skills and coding efficiency.</w:t>
-      </w:r>
-    </w:p>
-    <w:p>
-      <w:pPr>
-        <w:spacing w:before="40" w:after="20"/>
-        <w:rPr>
-          <w:sz w:val="16"/>
-          <w:szCs w:val="16"/>
-          <w:lang w:val="en-US"/>
-        </w:rPr>
-      </w:pPr>
-      <w:proofErr w:type="gramStart"/>
-      <w:r>
-        <w:rPr>
-          <w:b/>
-          <w:bCs/>
-          <w:sz w:val="16"/>
-          <w:szCs w:val="16"/>
-          <w:lang w:val="en-US"/>
-        </w:rPr>
-        <w:t>Open Source</w:t>
-      </w:r>
-      <w:proofErr w:type="gramEnd"/>
-      <w:r>
-        <w:rPr>
-          <w:b/>
-          <w:bCs/>
-          <w:sz w:val="16"/>
-          <w:szCs w:val="16"/>
-          <w:lang w:val="en-US"/>
-        </w:rPr>
-        <w:t xml:space="preserve"> Contributor: </w:t>
-      </w:r>
-      <w:r>
-        <w:rPr>
-          <w:sz w:val="16"/>
-          <w:szCs w:val="16"/>
-          <w:lang w:val="en-US"/>
-        </w:rPr>
-        <w:t>Actively contributed to open-source projects through GSSoC '25, improving code quality and feature implementation.</w:t>
-      </w:r>
-    </w:p>
-    <w:p>
-      <w:pPr>
-        <w:spacing w:after="40"/>
-        <w:rPr>
-          <w:sz w:val="16"/>
-          <w:szCs w:val="16"/>
-        </w:rPr>
-      </w:pPr>
-    </w:p>
-    <w:p>
-      <w:pPr>
-        <w:spacing w:before="120" w:after="60"/>
-        <w:rPr>
-          <w:caps/>
-          <w:u w:val="single"/>
-        </w:rPr>
-      </w:pPr>
-      <w:r>
-        <w:rPr>
-          <w:caps/>
-          <w:u w:val="single"/>
-        </w:rPr>
-        <w:t>Additional Information</w:t>
+          <w:sz w:val="15"/>
+          <w:szCs w:val="15"/>
+          <w:lang w:val="en-US"/>
+        </w:rPr>
+        <w:t xml:space="preserve"> '25, improving code quality and feature implementation.</w:t>
       </w:r>
     </w:p>
     <w:p>
       <w:pPr>
         <w:spacing w:after="20"/>
         <w:rPr>
-          <w:sz w:val="16"/>
-          <w:szCs w:val="16"/>
-        </w:rPr>
-      </w:pPr>
-      <w:r>
-        <w:rPr>
-          <w:b/>
-          <w:bCs/>
-          <w:sz w:val="16"/>
-          <w:szCs w:val="16"/>
-        </w:rPr>
-        <w:t xml:space="preserve">Technical Interests: </w:t>
-      </w:r>
-      <w:r>
-        <w:rPr>
-          <w:sz w:val="16"/>
-          <w:szCs w:val="16"/>
-        </w:rPr>
-        <w:t xml:space="preserve">Machine Learning, Natural Language Processing, Deep Learning, Data </w:t>
-      </w:r>
-      <w:r>
-        <w:rPr>
-          <w:sz w:val="16"/>
-          <w:szCs w:val="16"/>
-        </w:rPr>
-        <w:t>Science</w:t>
-      </w:r>
-    </w:p>
-    <w:p>
-      <w:pPr>
-        <w:spacing w:after="20"/>
-        <w:rPr>
-          <w:sz w:val="16"/>
-          <w:szCs w:val="16"/>
-        </w:rPr>
-      </w:pPr>
-      <w:r>
-        <w:rPr>
-          <w:b/>
-          <w:bCs/>
-          <w:sz w:val="16"/>
-          <w:szCs w:val="16"/>
-        </w:rPr>
-        <w:t xml:space="preserve">Career Objective: </w:t>
-      </w:r>
-      <w:r>
-        <w:rPr>
-          <w:sz w:val="16"/>
-          <w:szCs w:val="16"/>
-        </w:rPr>
-        <w:t>Aspiring AI/ML Engineer with hands-on experience in data preprocessing, machine learning models, and Python-based projects, seeking internship and entry-level roles.</w:t>
-      </w:r>
+          <w:sz w:val="15"/>
+          <w:szCs w:val="15"/>
+        </w:rPr>
+      </w:pPr>
     </w:p>
     <w:sectPr>
       <w:pgSz w:w="12240" w:h="15840"/>
@@ -1705,8 +2213,306 @@
 </file>
 
 <file path=word/numbering.xml><?xml version="1.0" encoding="utf-8"?>
-<w:numbering xmlns:wpc="http://schemas.microsoft.com/office/word/2010/wordprocessingCanvas" xmlns:cx="http://schemas.microsoft.com/office/drawing/2014/chartex" xmlns:cx1="http://schemas.microsoft.com/office/drawing/2015/9/8/chartex" xmlns:cx2="http://schemas.microsoft.com/office/drawing/2015/10/21/chartex" xmlns:cx3="http://schemas.microsoft.com/office/drawing/2016/5/9/chartex" xmlns:cx4="http://schemas.microsoft.com/office/drawing/2016/5/10/chartex" xmlns:cx5="http://schemas.microsoft.com/office/drawing/2016/5/11/chartex" xmlns:cx6="http://schemas.microsoft.com/office/drawing/2016/5/12/chartex" xmlns:cx7="http://schemas.microsoft.com/office/drawing/2016/5/13/chartex" xmlns:cx8="http://schemas.microsoft.com/office/drawing/2016/5/14/chartex" xmlns:mc="http://schemas.openxmlformats.org/markup-compatibility/2006" xmlns:aink="http://schemas.microsoft.com/office/drawing/2016/ink" xmlns:am3d="http://schemas.microsoft.com/office/drawing/2017/model3d" xmlns:o="urn:schemas-microsoft-com:office:office" xmlns:oel="http://schemas.microsoft.com/office/2019/extlst" xmlns:r="http://schemas.openxmlformats.org/officeDocument/2006/relationships" xmlns:m="http://schemas.openxmlformats.org/officeDocument/2006/math" xmlns:v="urn:schemas-microsoft-com:vml" xmlns:wp14="http://schemas.microsoft.com/office/word/2010/wordprocessingDrawing" xmlns:wp="http://schemas.openxmlformats.org/drawingml/2006/wordprocessingDrawing" xmlns:w10="urn:schemas-microsoft-com:office:word" xmlns:w="http://schemas.openxmlformats.org/wordprocessingml/2006/main" xmlns:w14="http://schemas.microsoft.com/office/word/2010/wordml" xmlns:w15="http://schemas.microsoft.com/office/word/2012/wordml" xmlns:w16cex="http://schemas.microsoft.com/office/word/2018/wordml/cex" xmlns:w16cid="http://schemas.microsoft.com/office/word/2016/wordml/cid" xmlns:w16="http://schemas.microsoft.com/office/word/2018/wordml" xmlns:w16du="http://schemas.microsoft.com/office/word/2023/wordml/word16du" xmlns:w16sdtdh="http://schemas.microsoft.com/office/word/2020/wordml/sdtdatahash" xmlns:w16sdtfl="http://schemas.microsoft.com/office/word/2024/wordml/sdtformatlock" xmlns:w16se="http://schemas.microsoft.com/office/word/2015/wordml/symex" xmlns:wpg="http://schemas.microsoft.com/office/word/2010/wordprocessingGroup" xmlns:wpi="http://schemas.microsoft.com/office/word/2010/wordprocessingInk" xmlns:wne="http://schemas.microsoft.com/office/word/2006/wordml" xmlns:wps="http://schemas.microsoft.com/office/word/2010/wordprocessingShape" mc:Ignorable="w14 w15 w16se w16cid w16 w16cex w16sdtdh w16sdtfl w16du wp14">
+<w:numbering xmlns:wpc="http://schemas.microsoft.com/office/word/2010/wordprocessingCanvas" xmlns:cx="http://schemas.microsoft.com/office/drawing/2014/chartex" xmlns:cx1="http://schemas.microsoft.com/office/drawing/2015/9/8/chartex" xmlns:cx2="http://schemas.microsoft.com/office/drawing/2015/10/21/chartex" xmlns:cx3="http://schemas.microsoft.com/office/drawing/2016/5/9/chartex" xmlns:cx4="http://schemas.microsoft.com/office/drawing/2016/5/10/chartex" xmlns:cx5="http://schemas.microsoft.com/office/drawing/2016/5/11/chartex" xmlns:cx6="http://schemas.microsoft.com/office/drawing/2016/5/12/chartex" xmlns:cx7="http://schemas.microsoft.com/office/drawing/2016/5/13/chartex" xmlns:cx8="http://schemas.microsoft.com/office/drawing/2016/5/14/chartex" xmlns:mc="http://schemas.openxmlformats.org/markup-compatibility/2006" xmlns:aink="http://schemas.microsoft.com/office/drawing/2016/ink" xmlns:am3d="http://schemas.microsoft.com/office/drawing/2017/model3d" xmlns:o="urn:schemas-microsoft-com:office:office" xmlns:oel="http://schemas.microsoft.com/office/2019/extlst" xmlns:r="http://schemas.openxmlformats.org/officeDocument/2006/relationships" xmlns:m="http://schemas.openxmlformats.org/officeDocument/2006/math" xmlns:v="urn:schemas-microsoft-com:vml" xmlns:wp14="http://schemas.microsoft.com/office/word/2010/wordprocessingDrawing" xmlns:wp="http://schemas.openxmlformats.org/drawingml/2006/wordprocessingDrawing" xmlns:w10="urn:schemas-microsoft-com:office:word" xmlns:w="http://schemas.openxmlformats.org/wordprocessingml/2006/main" xmlns:w14="http://schemas.microsoft.com/office/word/2010/wordml" xmlns:w15="http://schemas.microsoft.com/office/word/2012/wordml" xmlns:w16cei="http://schemas.microsoft.com/office/word/2026/wordml/cei" xmlns:w16cex="http://schemas.microsoft.com/office/word/2018/wordml/cex" xmlns:w16cid="http://schemas.microsoft.com/office/word/2016/wordml/cid" xmlns:w16="http://schemas.microsoft.com/office/word/2018/wordml" xmlns:w16du="http://schemas.microsoft.com/office/word/2023/wordml/word16du" xmlns:w16sdtdh="http://schemas.microsoft.com/office/word/2020/wordml/sdtdatahash" xmlns:w16sdtfl="http://schemas.microsoft.com/office/word/2024/wordml/sdtformatlock" xmlns:w16se="http://schemas.microsoft.com/office/word/2015/wordml/symex" xmlns:wpg="http://schemas.microsoft.com/office/word/2010/wordprocessingGroup" xmlns:wpi="http://schemas.microsoft.com/office/word/2010/wordprocessingInk" xmlns:wne="http://schemas.microsoft.com/office/word/2006/wordml" xmlns:wps="http://schemas.microsoft.com/office/word/2010/wordprocessingShape" mc:Ignorable="w14 w15 w16se w16cid w16 w16cex w16sdtdh w16sdtfl w16du wp14">
   <w:abstractNum w:abstractNumId="0" w15:restartNumberingAfterBreak="0">
+    <w:nsid w:val="00253F38"/>
+    <w:multiLevelType w:val="multilevel"/>
+    <w:tmpl w:val="1D3AC27C"/>
+    <w:lvl w:ilvl="0">
+      <w:start w:val="1"/>
+      <w:numFmt w:val="bullet"/>
+      <w:lvlText w:val=""/>
+      <w:lvlJc w:val="left"/>
+      <w:pPr>
+        <w:tabs>
+          <w:tab w:val="num" w:pos="720"/>
+        </w:tabs>
+        <w:ind w:left="720" w:hanging="360"/>
+      </w:pPr>
+      <w:rPr>
+        <w:rFonts w:ascii="Symbol" w:hAnsi="Symbol" w:hint="default"/>
+        <w:sz w:val="20"/>
+      </w:rPr>
+    </w:lvl>
+    <w:lvl w:ilvl="1" w:tentative="1">
+      <w:start w:val="1"/>
+      <w:numFmt w:val="bullet"/>
+      <w:lvlText w:val="o"/>
+      <w:lvlJc w:val="left"/>
+      <w:pPr>
+        <w:tabs>
+          <w:tab w:val="num" w:pos="1440"/>
+        </w:tabs>
+        <w:ind w:left="1440" w:hanging="360"/>
+      </w:pPr>
+      <w:rPr>
+        <w:rFonts w:ascii="Courier New" w:hAnsi="Courier New" w:hint="default"/>
+        <w:sz w:val="20"/>
+      </w:rPr>
+    </w:lvl>
+    <w:lvl w:ilvl="2" w:tentative="1">
+      <w:start w:val="1"/>
+      <w:numFmt w:val="bullet"/>
+      <w:lvlText w:val=""/>
+      <w:lvlJc w:val="left"/>
+      <w:pPr>
+        <w:tabs>
+          <w:tab w:val="num" w:pos="2160"/>
+        </w:tabs>
+        <w:ind w:left="2160" w:hanging="360"/>
+      </w:pPr>
+      <w:rPr>
+        <w:rFonts w:ascii="Wingdings" w:hAnsi="Wingdings" w:hint="default"/>
+        <w:sz w:val="20"/>
+      </w:rPr>
+    </w:lvl>
+    <w:lvl w:ilvl="3" w:tentative="1">
+      <w:start w:val="1"/>
+      <w:numFmt w:val="bullet"/>
+      <w:lvlText w:val=""/>
+      <w:lvlJc w:val="left"/>
+      <w:pPr>
+        <w:tabs>
+          <w:tab w:val="num" w:pos="2880"/>
+        </w:tabs>
+        <w:ind w:left="2880" w:hanging="360"/>
+      </w:pPr>
+      <w:rPr>
+        <w:rFonts w:ascii="Wingdings" w:hAnsi="Wingdings" w:hint="default"/>
+        <w:sz w:val="20"/>
+      </w:rPr>
+    </w:lvl>
+    <w:lvl w:ilvl="4" w:tentative="1">
+      <w:start w:val="1"/>
+      <w:numFmt w:val="bullet"/>
+      <w:lvlText w:val=""/>
+      <w:lvlJc w:val="left"/>
+      <w:pPr>
+        <w:tabs>
+          <w:tab w:val="num" w:pos="3600"/>
+        </w:tabs>
+        <w:ind w:left="3600" w:hanging="360"/>
+      </w:pPr>
+      <w:rPr>
+        <w:rFonts w:ascii="Wingdings" w:hAnsi="Wingdings" w:hint="default"/>
+        <w:sz w:val="20"/>
+      </w:rPr>
+    </w:lvl>
+    <w:lvl w:ilvl="5" w:tentative="1">
+      <w:start w:val="1"/>
+      <w:numFmt w:val="bullet"/>
+      <w:lvlText w:val=""/>
+      <w:lvlJc w:val="left"/>
+      <w:pPr>
+        <w:tabs>
+          <w:tab w:val="num" w:pos="4320"/>
+        </w:tabs>
+        <w:ind w:left="4320" w:hanging="360"/>
+      </w:pPr>
+      <w:rPr>
+        <w:rFonts w:ascii="Wingdings" w:hAnsi="Wingdings" w:hint="default"/>
+        <w:sz w:val="20"/>
+      </w:rPr>
+    </w:lvl>
+    <w:lvl w:ilvl="6" w:tentative="1">
+      <w:start w:val="1"/>
+      <w:numFmt w:val="bullet"/>
+      <w:lvlText w:val=""/>
+      <w:lvlJc w:val="left"/>
+      <w:pPr>
+        <w:tabs>
+          <w:tab w:val="num" w:pos="5040"/>
+        </w:tabs>
+        <w:ind w:left="5040" w:hanging="360"/>
+      </w:pPr>
+      <w:rPr>
+        <w:rFonts w:ascii="Wingdings" w:hAnsi="Wingdings" w:hint="default"/>
+        <w:sz w:val="20"/>
+      </w:rPr>
+    </w:lvl>
+    <w:lvl w:ilvl="7" w:tentative="1">
+      <w:start w:val="1"/>
+      <w:numFmt w:val="bullet"/>
+      <w:lvlText w:val=""/>
+      <w:lvlJc w:val="left"/>
+      <w:pPr>
+        <w:tabs>
+          <w:tab w:val="num" w:pos="5760"/>
+        </w:tabs>
+        <w:ind w:left="5760" w:hanging="360"/>
+      </w:pPr>
+      <w:rPr>
+        <w:rFonts w:ascii="Wingdings" w:hAnsi="Wingdings" w:hint="default"/>
+        <w:sz w:val="20"/>
+      </w:rPr>
+    </w:lvl>
+    <w:lvl w:ilvl="8" w:tentative="1">
+      <w:start w:val="1"/>
+      <w:numFmt w:val="bullet"/>
+      <w:lvlText w:val=""/>
+      <w:lvlJc w:val="left"/>
+      <w:pPr>
+        <w:tabs>
+          <w:tab w:val="num" w:pos="6480"/>
+        </w:tabs>
+        <w:ind w:left="6480" w:hanging="360"/>
+      </w:pPr>
+      <w:rPr>
+        <w:rFonts w:ascii="Wingdings" w:hAnsi="Wingdings" w:hint="default"/>
+        <w:sz w:val="20"/>
+      </w:rPr>
+    </w:lvl>
+  </w:abstractNum>
+  <w:abstractNum w:abstractNumId="1" w15:restartNumberingAfterBreak="0">
+    <w:nsid w:val="0C3E5938"/>
+    <w:multiLevelType w:val="multilevel"/>
+    <w:tmpl w:val="0F907EB6"/>
+    <w:lvl w:ilvl="0">
+      <w:start w:val="1"/>
+      <w:numFmt w:val="bullet"/>
+      <w:lvlText w:val=""/>
+      <w:lvlJc w:val="left"/>
+      <w:pPr>
+        <w:tabs>
+          <w:tab w:val="num" w:pos="720"/>
+        </w:tabs>
+        <w:ind w:left="720" w:hanging="360"/>
+      </w:pPr>
+      <w:rPr>
+        <w:rFonts w:ascii="Symbol" w:hAnsi="Symbol" w:hint="default"/>
+        <w:sz w:val="20"/>
+      </w:rPr>
+    </w:lvl>
+    <w:lvl w:ilvl="1" w:tentative="1">
+      <w:start w:val="1"/>
+      <w:numFmt w:val="bullet"/>
+      <w:lvlText w:val="o"/>
+      <w:lvlJc w:val="left"/>
+      <w:pPr>
+        <w:tabs>
+          <w:tab w:val="num" w:pos="1440"/>
+        </w:tabs>
+        <w:ind w:left="1440" w:hanging="360"/>
+      </w:pPr>
+      <w:rPr>
+        <w:rFonts w:ascii="Courier New" w:hAnsi="Courier New" w:hint="default"/>
+        <w:sz w:val="20"/>
+      </w:rPr>
+    </w:lvl>
+    <w:lvl w:ilvl="2" w:tentative="1">
+      <w:start w:val="1"/>
+      <w:numFmt w:val="bullet"/>
+      <w:lvlText w:val=""/>
+      <w:lvlJc w:val="left"/>
+      <w:pPr>
+        <w:tabs>
+          <w:tab w:val="num" w:pos="2160"/>
+        </w:tabs>
+        <w:ind w:left="2160" w:hanging="360"/>
+      </w:pPr>
+      <w:rPr>
+        <w:rFonts w:ascii="Wingdings" w:hAnsi="Wingdings" w:hint="default"/>
+        <w:sz w:val="20"/>
+      </w:rPr>
+    </w:lvl>
+    <w:lvl w:ilvl="3" w:tentative="1">
+      <w:start w:val="1"/>
+      <w:numFmt w:val="bullet"/>
+      <w:lvlText w:val=""/>
+      <w:lvlJc w:val="left"/>
+      <w:pPr>
+        <w:tabs>
+          <w:tab w:val="num" w:pos="2880"/>
+        </w:tabs>
+        <w:ind w:left="2880" w:hanging="360"/>
+      </w:pPr>
+      <w:rPr>
+        <w:rFonts w:ascii="Wingdings" w:hAnsi="Wingdings" w:hint="default"/>
+        <w:sz w:val="20"/>
+      </w:rPr>
+    </w:lvl>
+    <w:lvl w:ilvl="4" w:tentative="1">
+      <w:start w:val="1"/>
+      <w:numFmt w:val="bullet"/>
+      <w:lvlText w:val=""/>
+      <w:lvlJc w:val="left"/>
+      <w:pPr>
+        <w:tabs>
+          <w:tab w:val="num" w:pos="3600"/>
+        </w:tabs>
+        <w:ind w:left="3600" w:hanging="360"/>
+      </w:pPr>
+      <w:rPr>
+        <w:rFonts w:ascii="Wingdings" w:hAnsi="Wingdings" w:hint="default"/>
+        <w:sz w:val="20"/>
+      </w:rPr>
+    </w:lvl>
+    <w:lvl w:ilvl="5" w:tentative="1">
+      <w:start w:val="1"/>
+      <w:numFmt w:val="bullet"/>
+      <w:lvlText w:val=""/>
+      <w:lvlJc w:val="left"/>
+      <w:pPr>
+        <w:tabs>
+          <w:tab w:val="num" w:pos="4320"/>
+        </w:tabs>
+        <w:ind w:left="4320" w:hanging="360"/>
+      </w:pPr>
+      <w:rPr>
+        <w:rFonts w:ascii="Wingdings" w:hAnsi="Wingdings" w:hint="default"/>
+        <w:sz w:val="20"/>
+      </w:rPr>
+    </w:lvl>
+    <w:lvl w:ilvl="6" w:tentative="1">
+      <w:start w:val="1"/>
+      <w:numFmt w:val="bullet"/>
+      <w:lvlText w:val=""/>
+      <w:lvlJc w:val="left"/>
+      <w:pPr>
+        <w:tabs>
+          <w:tab w:val="num" w:pos="5040"/>
+        </w:tabs>
+        <w:ind w:left="5040" w:hanging="360"/>
+      </w:pPr>
+      <w:rPr>
+        <w:rFonts w:ascii="Wingdings" w:hAnsi="Wingdings" w:hint="default"/>
+        <w:sz w:val="20"/>
+      </w:rPr>
+    </w:lvl>
+    <w:lvl w:ilvl="7" w:tentative="1">
+      <w:start w:val="1"/>
+      <w:numFmt w:val="bullet"/>
+      <w:lvlText w:val=""/>
+      <w:lvlJc w:val="left"/>
+      <w:pPr>
+        <w:tabs>
+          <w:tab w:val="num" w:pos="5760"/>
+        </w:tabs>
+        <w:ind w:left="5760" w:hanging="360"/>
+      </w:pPr>
+      <w:rPr>
+        <w:rFonts w:ascii="Wingdings" w:hAnsi="Wingdings" w:hint="default"/>
+        <w:sz w:val="20"/>
+      </w:rPr>
+    </w:lvl>
+    <w:lvl w:ilvl="8" w:tentative="1">
+      <w:start w:val="1"/>
+      <w:numFmt w:val="bullet"/>
+      <w:lvlText w:val=""/>
+      <w:lvlJc w:val="left"/>
+      <w:pPr>
+        <w:tabs>
+          <w:tab w:val="num" w:pos="6480"/>
+        </w:tabs>
+        <w:ind w:left="6480" w:hanging="360"/>
+      </w:pPr>
+      <w:rPr>
+        <w:rFonts w:ascii="Wingdings" w:hAnsi="Wingdings" w:hint="default"/>
+        <w:sz w:val="20"/>
+      </w:rPr>
+    </w:lvl>
+  </w:abstractNum>
+  <w:abstractNum w:abstractNumId="2" w15:restartNumberingAfterBreak="0">
     <w:nsid w:val="1AA56DDA"/>
     <w:multiLevelType w:val="hybridMultilevel"/>
     <w:tmpl w:val="620A9228"/>
@@ -1760,10 +2566,10 @@
       <w:lvlJc w:val="left"/>
     </w:lvl>
   </w:abstractNum>
-  <w:abstractNum w:abstractNumId="1" w15:restartNumberingAfterBreak="0">
-    <w:nsid w:val="3B032BD6"/>
+  <w:abstractNum w:abstractNumId="3" w15:restartNumberingAfterBreak="0">
+    <w:nsid w:val="3A7613C1"/>
     <w:multiLevelType w:val="multilevel"/>
-    <w:tmpl w:val="C192B070"/>
+    <w:tmpl w:val="EC10E844"/>
     <w:lvl w:ilvl="0">
       <w:start w:val="1"/>
       <w:numFmt w:val="bullet"/>
@@ -1909,7 +2715,7 @@
       </w:rPr>
     </w:lvl>
   </w:abstractNum>
-  <w:abstractNum w:abstractNumId="2" w15:restartNumberingAfterBreak="0">
+  <w:abstractNum w:abstractNumId="4" w15:restartNumberingAfterBreak="0">
     <w:nsid w:val="3B5C836F"/>
     <w:multiLevelType w:val="hybridMultilevel"/>
     <w:tmpl w:val="CF36D5E4"/>
@@ -1995,20 +2801,448 @@
       </w:pPr>
     </w:lvl>
   </w:abstractNum>
+  <w:abstractNum w:abstractNumId="5" w15:restartNumberingAfterBreak="0">
+    <w:nsid w:val="52E42EF1"/>
+    <w:multiLevelType w:val="multilevel"/>
+    <w:tmpl w:val="2034D03C"/>
+    <w:lvl w:ilvl="0">
+      <w:start w:val="1"/>
+      <w:numFmt w:val="bullet"/>
+      <w:lvlText w:val=""/>
+      <w:lvlJc w:val="left"/>
+      <w:pPr>
+        <w:tabs>
+          <w:tab w:val="num" w:pos="720"/>
+        </w:tabs>
+        <w:ind w:left="720" w:hanging="360"/>
+      </w:pPr>
+      <w:rPr>
+        <w:rFonts w:ascii="Symbol" w:hAnsi="Symbol" w:hint="default"/>
+        <w:sz w:val="20"/>
+      </w:rPr>
+    </w:lvl>
+    <w:lvl w:ilvl="1" w:tentative="1">
+      <w:start w:val="1"/>
+      <w:numFmt w:val="bullet"/>
+      <w:lvlText w:val="o"/>
+      <w:lvlJc w:val="left"/>
+      <w:pPr>
+        <w:tabs>
+          <w:tab w:val="num" w:pos="1440"/>
+        </w:tabs>
+        <w:ind w:left="1440" w:hanging="360"/>
+      </w:pPr>
+      <w:rPr>
+        <w:rFonts w:ascii="Courier New" w:hAnsi="Courier New" w:hint="default"/>
+        <w:sz w:val="20"/>
+      </w:rPr>
+    </w:lvl>
+    <w:lvl w:ilvl="2" w:tentative="1">
+      <w:start w:val="1"/>
+      <w:numFmt w:val="bullet"/>
+      <w:lvlText w:val=""/>
+      <w:lvlJc w:val="left"/>
+      <w:pPr>
+        <w:tabs>
+          <w:tab w:val="num" w:pos="2160"/>
+        </w:tabs>
+        <w:ind w:left="2160" w:hanging="360"/>
+      </w:pPr>
+      <w:rPr>
+        <w:rFonts w:ascii="Wingdings" w:hAnsi="Wingdings" w:hint="default"/>
+        <w:sz w:val="20"/>
+      </w:rPr>
+    </w:lvl>
+    <w:lvl w:ilvl="3" w:tentative="1">
+      <w:start w:val="1"/>
+      <w:numFmt w:val="bullet"/>
+      <w:lvlText w:val=""/>
+      <w:lvlJc w:val="left"/>
+      <w:pPr>
+        <w:tabs>
+          <w:tab w:val="num" w:pos="2880"/>
+        </w:tabs>
+        <w:ind w:left="2880" w:hanging="360"/>
+      </w:pPr>
+      <w:rPr>
+        <w:rFonts w:ascii="Wingdings" w:hAnsi="Wingdings" w:hint="default"/>
+        <w:sz w:val="20"/>
+      </w:rPr>
+    </w:lvl>
+    <w:lvl w:ilvl="4" w:tentative="1">
+      <w:start w:val="1"/>
+      <w:numFmt w:val="bullet"/>
+      <w:lvlText w:val=""/>
+      <w:lvlJc w:val="left"/>
+      <w:pPr>
+        <w:tabs>
+          <w:tab w:val="num" w:pos="3600"/>
+        </w:tabs>
+        <w:ind w:left="3600" w:hanging="360"/>
+      </w:pPr>
+      <w:rPr>
+        <w:rFonts w:ascii="Wingdings" w:hAnsi="Wingdings" w:hint="default"/>
+        <w:sz w:val="20"/>
+      </w:rPr>
+    </w:lvl>
+    <w:lvl w:ilvl="5" w:tentative="1">
+      <w:start w:val="1"/>
+      <w:numFmt w:val="bullet"/>
+      <w:lvlText w:val=""/>
+      <w:lvlJc w:val="left"/>
+      <w:pPr>
+        <w:tabs>
+          <w:tab w:val="num" w:pos="4320"/>
+        </w:tabs>
+        <w:ind w:left="4320" w:hanging="360"/>
+      </w:pPr>
+      <w:rPr>
+        <w:rFonts w:ascii="Wingdings" w:hAnsi="Wingdings" w:hint="default"/>
+        <w:sz w:val="20"/>
+      </w:rPr>
+    </w:lvl>
+    <w:lvl w:ilvl="6" w:tentative="1">
+      <w:start w:val="1"/>
+      <w:numFmt w:val="bullet"/>
+      <w:lvlText w:val=""/>
+      <w:lvlJc w:val="left"/>
+      <w:pPr>
+        <w:tabs>
+          <w:tab w:val="num" w:pos="5040"/>
+        </w:tabs>
+        <w:ind w:left="5040" w:hanging="360"/>
+      </w:pPr>
+      <w:rPr>
+        <w:rFonts w:ascii="Wingdings" w:hAnsi="Wingdings" w:hint="default"/>
+        <w:sz w:val="20"/>
+      </w:rPr>
+    </w:lvl>
+    <w:lvl w:ilvl="7" w:tentative="1">
+      <w:start w:val="1"/>
+      <w:numFmt w:val="bullet"/>
+      <w:lvlText w:val=""/>
+      <w:lvlJc w:val="left"/>
+      <w:pPr>
+        <w:tabs>
+          <w:tab w:val="num" w:pos="5760"/>
+        </w:tabs>
+        <w:ind w:left="5760" w:hanging="360"/>
+      </w:pPr>
+      <w:rPr>
+        <w:rFonts w:ascii="Wingdings" w:hAnsi="Wingdings" w:hint="default"/>
+        <w:sz w:val="20"/>
+      </w:rPr>
+    </w:lvl>
+    <w:lvl w:ilvl="8" w:tentative="1">
+      <w:start w:val="1"/>
+      <w:numFmt w:val="bullet"/>
+      <w:lvlText w:val=""/>
+      <w:lvlJc w:val="left"/>
+      <w:pPr>
+        <w:tabs>
+          <w:tab w:val="num" w:pos="6480"/>
+        </w:tabs>
+        <w:ind w:left="6480" w:hanging="360"/>
+      </w:pPr>
+      <w:rPr>
+        <w:rFonts w:ascii="Wingdings" w:hAnsi="Wingdings" w:hint="default"/>
+        <w:sz w:val="20"/>
+      </w:rPr>
+    </w:lvl>
+  </w:abstractNum>
+  <w:abstractNum w:abstractNumId="6" w15:restartNumberingAfterBreak="0">
+    <w:nsid w:val="70AD68CE"/>
+    <w:multiLevelType w:val="multilevel"/>
+    <w:tmpl w:val="CD90B5DA"/>
+    <w:lvl w:ilvl="0">
+      <w:start w:val="1"/>
+      <w:numFmt w:val="bullet"/>
+      <w:lvlText w:val=""/>
+      <w:lvlJc w:val="left"/>
+      <w:pPr>
+        <w:tabs>
+          <w:tab w:val="num" w:pos="720"/>
+        </w:tabs>
+        <w:ind w:left="720" w:hanging="360"/>
+      </w:pPr>
+      <w:rPr>
+        <w:rFonts w:ascii="Symbol" w:hAnsi="Symbol" w:hint="default"/>
+        <w:sz w:val="20"/>
+      </w:rPr>
+    </w:lvl>
+    <w:lvl w:ilvl="1" w:tentative="1">
+      <w:start w:val="1"/>
+      <w:numFmt w:val="bullet"/>
+      <w:lvlText w:val="o"/>
+      <w:lvlJc w:val="left"/>
+      <w:pPr>
+        <w:tabs>
+          <w:tab w:val="num" w:pos="1440"/>
+        </w:tabs>
+        <w:ind w:left="1440" w:hanging="360"/>
+      </w:pPr>
+      <w:rPr>
+        <w:rFonts w:ascii="Courier New" w:hAnsi="Courier New" w:hint="default"/>
+        <w:sz w:val="20"/>
+      </w:rPr>
+    </w:lvl>
+    <w:lvl w:ilvl="2" w:tentative="1">
+      <w:start w:val="1"/>
+      <w:numFmt w:val="bullet"/>
+      <w:lvlText w:val=""/>
+      <w:lvlJc w:val="left"/>
+      <w:pPr>
+        <w:tabs>
+          <w:tab w:val="num" w:pos="2160"/>
+        </w:tabs>
+        <w:ind w:left="2160" w:hanging="360"/>
+      </w:pPr>
+      <w:rPr>
+        <w:rFonts w:ascii="Wingdings" w:hAnsi="Wingdings" w:hint="default"/>
+        <w:sz w:val="20"/>
+      </w:rPr>
+    </w:lvl>
+    <w:lvl w:ilvl="3" w:tentative="1">
+      <w:start w:val="1"/>
+      <w:numFmt w:val="bullet"/>
+      <w:lvlText w:val=""/>
+      <w:lvlJc w:val="left"/>
+      <w:pPr>
+        <w:tabs>
+          <w:tab w:val="num" w:pos="2880"/>
+        </w:tabs>
+        <w:ind w:left="2880" w:hanging="360"/>
+      </w:pPr>
+      <w:rPr>
+        <w:rFonts w:ascii="Wingdings" w:hAnsi="Wingdings" w:hint="default"/>
+        <w:sz w:val="20"/>
+      </w:rPr>
+    </w:lvl>
+    <w:lvl w:ilvl="4" w:tentative="1">
+      <w:start w:val="1"/>
+      <w:numFmt w:val="bullet"/>
+      <w:lvlText w:val=""/>
+      <w:lvlJc w:val="left"/>
+      <w:pPr>
+        <w:tabs>
+          <w:tab w:val="num" w:pos="3600"/>
+        </w:tabs>
+        <w:ind w:left="3600" w:hanging="360"/>
+      </w:pPr>
+      <w:rPr>
+        <w:rFonts w:ascii="Wingdings" w:hAnsi="Wingdings" w:hint="default"/>
+        <w:sz w:val="20"/>
+      </w:rPr>
+    </w:lvl>
+    <w:lvl w:ilvl="5" w:tentative="1">
+      <w:start w:val="1"/>
+      <w:numFmt w:val="bullet"/>
+      <w:lvlText w:val=""/>
+      <w:lvlJc w:val="left"/>
+      <w:pPr>
+        <w:tabs>
+          <w:tab w:val="num" w:pos="4320"/>
+        </w:tabs>
+        <w:ind w:left="4320" w:hanging="360"/>
+      </w:pPr>
+      <w:rPr>
+        <w:rFonts w:ascii="Wingdings" w:hAnsi="Wingdings" w:hint="default"/>
+        <w:sz w:val="20"/>
+      </w:rPr>
+    </w:lvl>
+    <w:lvl w:ilvl="6" w:tentative="1">
+      <w:start w:val="1"/>
+      <w:numFmt w:val="bullet"/>
+      <w:lvlText w:val=""/>
+      <w:lvlJc w:val="left"/>
+      <w:pPr>
+        <w:tabs>
+          <w:tab w:val="num" w:pos="5040"/>
+        </w:tabs>
+        <w:ind w:left="5040" w:hanging="360"/>
+      </w:pPr>
+      <w:rPr>
+        <w:rFonts w:ascii="Wingdings" w:hAnsi="Wingdings" w:hint="default"/>
+        <w:sz w:val="20"/>
+      </w:rPr>
+    </w:lvl>
+    <w:lvl w:ilvl="7" w:tentative="1">
+      <w:start w:val="1"/>
+      <w:numFmt w:val="bullet"/>
+      <w:lvlText w:val=""/>
+      <w:lvlJc w:val="left"/>
+      <w:pPr>
+        <w:tabs>
+          <w:tab w:val="num" w:pos="5760"/>
+        </w:tabs>
+        <w:ind w:left="5760" w:hanging="360"/>
+      </w:pPr>
+      <w:rPr>
+        <w:rFonts w:ascii="Wingdings" w:hAnsi="Wingdings" w:hint="default"/>
+        <w:sz w:val="20"/>
+      </w:rPr>
+    </w:lvl>
+    <w:lvl w:ilvl="8" w:tentative="1">
+      <w:start w:val="1"/>
+      <w:numFmt w:val="bullet"/>
+      <w:lvlText w:val=""/>
+      <w:lvlJc w:val="left"/>
+      <w:pPr>
+        <w:tabs>
+          <w:tab w:val="num" w:pos="6480"/>
+        </w:tabs>
+        <w:ind w:left="6480" w:hanging="360"/>
+      </w:pPr>
+      <w:rPr>
+        <w:rFonts w:ascii="Wingdings" w:hAnsi="Wingdings" w:hint="default"/>
+        <w:sz w:val="20"/>
+      </w:rPr>
+    </w:lvl>
+  </w:abstractNum>
+  <w:abstractNum w:abstractNumId="7" w15:restartNumberingAfterBreak="0">
+    <w:nsid w:val="74970A6D"/>
+    <w:multiLevelType w:val="hybridMultilevel"/>
+    <w:tmpl w:val="569E648E"/>
+    <w:lvl w:ilvl="0" w:tplc="7FA0B23E">
+      <w:numFmt w:val="bullet"/>
+      <w:lvlText w:val="-"/>
+      <w:lvlJc w:val="left"/>
+      <w:pPr>
+        <w:ind w:left="720" w:hanging="360"/>
+      </w:pPr>
+      <w:rPr>
+        <w:rFonts w:ascii="Times New Roman" w:eastAsia="Times New Roman" w:hAnsi="Times New Roman" w:cs="Times New Roman" w:hint="default"/>
+      </w:rPr>
+    </w:lvl>
+    <w:lvl w:ilvl="1" w:tplc="40090003" w:tentative="1">
+      <w:start w:val="1"/>
+      <w:numFmt w:val="bullet"/>
+      <w:lvlText w:val="o"/>
+      <w:lvlJc w:val="left"/>
+      <w:pPr>
+        <w:ind w:left="1440" w:hanging="360"/>
+      </w:pPr>
+      <w:rPr>
+        <w:rFonts w:ascii="Courier New" w:hAnsi="Courier New" w:cs="Courier New" w:hint="default"/>
+      </w:rPr>
+    </w:lvl>
+    <w:lvl w:ilvl="2" w:tplc="40090005" w:tentative="1">
+      <w:start w:val="1"/>
+      <w:numFmt w:val="bullet"/>
+      <w:lvlText w:val=""/>
+      <w:lvlJc w:val="left"/>
+      <w:pPr>
+        <w:ind w:left="2160" w:hanging="360"/>
+      </w:pPr>
+      <w:rPr>
+        <w:rFonts w:ascii="Wingdings" w:hAnsi="Wingdings" w:hint="default"/>
+      </w:rPr>
+    </w:lvl>
+    <w:lvl w:ilvl="3" w:tplc="40090001" w:tentative="1">
+      <w:start w:val="1"/>
+      <w:numFmt w:val="bullet"/>
+      <w:lvlText w:val=""/>
+      <w:lvlJc w:val="left"/>
+      <w:pPr>
+        <w:ind w:left="2880" w:hanging="360"/>
+      </w:pPr>
+      <w:rPr>
+        <w:rFonts w:ascii="Symbol" w:hAnsi="Symbol" w:hint="default"/>
+      </w:rPr>
+    </w:lvl>
+    <w:lvl w:ilvl="4" w:tplc="40090003" w:tentative="1">
+      <w:start w:val="1"/>
+      <w:numFmt w:val="bullet"/>
+      <w:lvlText w:val="o"/>
+      <w:lvlJc w:val="left"/>
+      <w:pPr>
+        <w:ind w:left="3600" w:hanging="360"/>
+      </w:pPr>
+      <w:rPr>
+        <w:rFonts w:ascii="Courier New" w:hAnsi="Courier New" w:cs="Courier New" w:hint="default"/>
+      </w:rPr>
+    </w:lvl>
+    <w:lvl w:ilvl="5" w:tplc="40090005" w:tentative="1">
+      <w:start w:val="1"/>
+      <w:numFmt w:val="bullet"/>
+      <w:lvlText w:val=""/>
+      <w:lvlJc w:val="left"/>
+      <w:pPr>
+        <w:ind w:left="4320" w:hanging="360"/>
+      </w:pPr>
+      <w:rPr>
+        <w:rFonts w:ascii="Wingdings" w:hAnsi="Wingdings" w:hint="default"/>
+      </w:rPr>
+    </w:lvl>
+    <w:lvl w:ilvl="6" w:tplc="40090001" w:tentative="1">
+      <w:start w:val="1"/>
+      <w:numFmt w:val="bullet"/>
+      <w:lvlText w:val=""/>
+      <w:lvlJc w:val="left"/>
+      <w:pPr>
+        <w:ind w:left="5040" w:hanging="360"/>
+      </w:pPr>
+      <w:rPr>
+        <w:rFonts w:ascii="Symbol" w:hAnsi="Symbol" w:hint="default"/>
+      </w:rPr>
+    </w:lvl>
+    <w:lvl w:ilvl="7" w:tplc="40090003" w:tentative="1">
+      <w:start w:val="1"/>
+      <w:numFmt w:val="bullet"/>
+      <w:lvlText w:val="o"/>
+      <w:lvlJc w:val="left"/>
+      <w:pPr>
+        <w:ind w:left="5760" w:hanging="360"/>
+      </w:pPr>
+      <w:rPr>
+        <w:rFonts w:ascii="Courier New" w:hAnsi="Courier New" w:cs="Courier New" w:hint="default"/>
+      </w:rPr>
+    </w:lvl>
+    <w:lvl w:ilvl="8" w:tplc="40090005" w:tentative="1">
+      <w:start w:val="1"/>
+      <w:numFmt w:val="bullet"/>
+      <w:lvlText w:val=""/>
+      <w:lvlJc w:val="left"/>
+      <w:pPr>
+        <w:ind w:left="6480" w:hanging="360"/>
+      </w:pPr>
+      <w:rPr>
+        <w:rFonts w:ascii="Wingdings" w:hAnsi="Wingdings" w:hint="default"/>
+      </w:rPr>
+    </w:lvl>
+  </w:abstractNum>
   <w:num w:numId="1" w16cid:durableId="656305727">
+    <w:abstractNumId w:val="4"/>
+    <w:lvlOverride w:ilvl="0">
+      <w:startOverride w:val="1"/>
+    </w:lvlOverride>
+  </w:num>
+  <w:num w:numId="2" w16cid:durableId="1673336200">
     <w:abstractNumId w:val="2"/>
     <w:lvlOverride w:ilvl="0">
       <w:startOverride w:val="1"/>
     </w:lvlOverride>
   </w:num>
-  <w:num w:numId="2" w16cid:durableId="1673336200">
+  <w:num w:numId="3" w16cid:durableId="1392387394">
+    <w:abstractNumId w:val="1"/>
+  </w:num>
+  <w:num w:numId="4" w16cid:durableId="245042510">
+    <w:abstractNumId w:val="5"/>
+  </w:num>
+  <w:num w:numId="5" w16cid:durableId="500394052">
+    <w:abstractNumId w:val="3"/>
+  </w:num>
+  <w:num w:numId="6" w16cid:durableId="187453113">
+    <w:abstractNumId w:val="6"/>
+  </w:num>
+  <w:num w:numId="7" w16cid:durableId="1968465627">
+    <w:abstractNumId w:val="7"/>
+  </w:num>
+  <w:num w:numId="8" w16cid:durableId="40787005">
+    <w:abstractNumId w:val="2"/>
+  </w:num>
+  <w:num w:numId="9" w16cid:durableId="1336421106">
     <w:abstractNumId w:val="0"/>
-    <w:lvlOverride w:ilvl="0">
-      <w:startOverride w:val="1"/>
-    </w:lvlOverride>
-  </w:num>
-  <w:num w:numId="3" w16cid:durableId="784155113">
-    <w:abstractNumId w:val="1"/>
   </w:num>
 </w:numbering>
 </file>
@@ -2405,6 +3639,7 @@
   <w:style w:type="paragraph" w:default="1" w:styleId="Normal">
     <w:name w:val="Normal"/>
     <w:qFormat/>
+    <w:rsid w:val="00E5454F"/>
   </w:style>
   <w:style w:type="paragraph" w:styleId="Heading1">
     <w:name w:val="heading 1"/>
@@ -2615,6 +3850,12 @@
       <w:color w:val="954F72" w:themeColor="followedHyperlink"/>
       <w:u w:val="single"/>
     </w:rPr>
+  </w:style>
+  <w:style w:type="paragraph" w:styleId="NoSpacing">
+    <w:name w:val="No Spacing"/>
+    <w:uiPriority w:val="1"/>
+    <w:qFormat/>
+    <w:rsid w:val="009D12F1"/>
   </w:style>
 </w:styles>
 </file>
